--- a/Practical File/Practical-1,2-WDF-25DCS058-Complete.docx
+++ b/Practical File/Practical-1,2-WDF-25DCS058-Complete.docx
@@ -2,6 +2,227 @@
 <file path=word/document.xml><?xml version="1.0" encoding="utf-8"?>
 <w:document xmlns:wpc="http://schemas.microsoft.com/office/word/2010/wordprocessingCanvas" xmlns:mo="http://schemas.microsoft.com/office/mac/office/2008/main" xmlns:mc="http://schemas.openxmlformats.org/markup-compatibility/2006" xmlns:mv="urn:schemas-microsoft-com:mac:vml" xmlns:o="urn:schemas-microsoft-com:office:office" xmlns:r="http://schemas.openxmlformats.org/officeDocument/2006/relationships" xmlns:m="http://schemas.openxmlformats.org/officeDocument/2006/math" xmlns:v="urn:schemas-microsoft-com:vml" xmlns:wp14="http://schemas.microsoft.com/office/word/2010/wordprocessingDrawing" xmlns:wp="http://schemas.openxmlformats.org/drawingml/2006/wordprocessingDrawing" xmlns:w10="urn:schemas-microsoft-com:office:word" xmlns:w="http://schemas.openxmlformats.org/wordprocessingml/2006/main" xmlns:w14="http://schemas.microsoft.com/office/word/2010/wordml" xmlns:wpg="http://schemas.microsoft.com/office/word/2010/wordprocessingGroup" xmlns:wpi="http://schemas.microsoft.com/office/word/2010/wordprocessingInk" xmlns:wne="http://schemas.microsoft.com/office/word/2006/wordml" xmlns:wps="http://schemas.microsoft.com/office/word/2010/wordprocessingShape" mc:Ignorable="w14 wp14">
   <w:body>
+    <w:tbl>
+      <w:tblPr>
+        <w:tblW w:type="auto" w:w="0"/>
+        <w:jc w:val="center"/>
+        <w:tblLayout w:type="fixed"/>
+        <w:tblLook w:firstColumn="1" w:firstRow="1" w:lastColumn="0" w:lastRow="0" w:noHBand="0" w:noVBand="1" w:val="04A0"/>
+      </w:tblPr>
+      <w:tblGrid>
+        <w:gridCol w:w="4320"/>
+        <w:gridCol w:w="4320"/>
+      </w:tblGrid>
+      <w:tr>
+        <w:tc>
+          <w:tcPr>
+            <w:tcW w:type="dxa" w:w="4608"/>
+          </w:tcPr>
+          <w:p>
+            <w:pPr>
+              <w:jc w:val="right"/>
+            </w:pPr>
+            <w:r>
+              <w:drawing>
+                <wp:inline xmlns:a="http://schemas.openxmlformats.org/drawingml/2006/main" xmlns:pic="http://schemas.openxmlformats.org/drawingml/2006/picture">
+                  <wp:extent cx="1005840" cy="436403"/>
+                  <wp:docPr id="1" name="Picture 1"/>
+                  <wp:cNvGraphicFramePr>
+                    <a:graphicFrameLocks noChangeAspect="1"/>
+                  </wp:cNvGraphicFramePr>
+                  <a:graphic>
+                    <a:graphicData uri="http://schemas.openxmlformats.org/drawingml/2006/picture">
+                      <pic:pic>
+                        <pic:nvPicPr>
+                          <pic:cNvPr id="0" name="depstar_logo.png"/>
+                          <pic:cNvPicPr/>
+                        </pic:nvPicPr>
+                        <pic:blipFill>
+                          <a:blip r:embed="rId9"/>
+                          <a:stretch>
+                            <a:fillRect/>
+                          </a:stretch>
+                        </pic:blipFill>
+                        <pic:spPr>
+                          <a:xfrm>
+                            <a:off x="0" y="0"/>
+                            <a:ext cx="1005840" cy="436403"/>
+                          </a:xfrm>
+                          <a:prstGeom prst="rect"/>
+                        </pic:spPr>
+                      </pic:pic>
+                    </a:graphicData>
+                  </a:graphic>
+                </wp:inline>
+              </w:drawing>
+            </w:r>
+          </w:p>
+        </w:tc>
+        <w:tc>
+          <w:tcPr>
+            <w:tcW w:type="dxa" w:w="4608"/>
+          </w:tcPr>
+          <w:p>
+            <w:pPr>
+              <w:jc w:val="left"/>
+            </w:pPr>
+            <w:r>
+              <w:drawing>
+                <wp:inline xmlns:a="http://schemas.openxmlformats.org/drawingml/2006/main" xmlns:pic="http://schemas.openxmlformats.org/drawingml/2006/picture">
+                  <wp:extent cx="3017520" cy="3081496"/>
+                  <wp:docPr id="2" name="Picture 2"/>
+                  <wp:cNvGraphicFramePr>
+                    <a:graphicFrameLocks noChangeAspect="1"/>
+                  </wp:cNvGraphicFramePr>
+                  <a:graphic>
+                    <a:graphicData uri="http://schemas.openxmlformats.org/drawingml/2006/picture">
+                      <pic:pic>
+                        <pic:nvPicPr>
+                          <pic:cNvPr id="0" name="charusat_logo.png"/>
+                          <pic:cNvPicPr/>
+                        </pic:nvPicPr>
+                        <pic:blipFill>
+                          <a:blip r:embed="rId10"/>
+                          <a:stretch>
+                            <a:fillRect/>
+                          </a:stretch>
+                        </pic:blipFill>
+                        <pic:spPr>
+                          <a:xfrm>
+                            <a:off x="0" y="0"/>
+                            <a:ext cx="3017520" cy="3081496"/>
+                          </a:xfrm>
+                          <a:prstGeom prst="rect"/>
+                        </pic:spPr>
+                      </pic:pic>
+                    </a:graphicData>
+                  </a:graphic>
+                </wp:inline>
+              </w:drawing>
+            </w:r>
+          </w:p>
+        </w:tc>
+      </w:tr>
+    </w:tbl>
+    <w:p>
+      <w:pPr>
+        <w:spacing w:before="600"/>
+      </w:pPr>
+    </w:p>
+    <w:p>
+      <w:pPr>
+        <w:spacing w:after="240"/>
+        <w:jc w:val="center"/>
+      </w:pPr>
+      <w:r>
+        <w:rPr>
+          <w:rFonts w:ascii="Calibri" w:hAnsi="Calibri"/>
+          <w:b/>
+          <w:i w:val="0"/>
+          <w:color w:val="1B365D"/>
+          <w:sz w:val="48"/>
+        </w:rPr>
+        <w:t>WEB DEVELOPMENT FRAMEWORKS</w:t>
+        <w:br/>
+        <w:t>(ITUE203)</w:t>
+      </w:r>
+    </w:p>
+    <w:p>
+      <w:pPr>
+        <w:spacing w:after="800"/>
+        <w:jc w:val="center"/>
+      </w:pPr>
+      <w:r>
+        <w:rPr>
+          <w:rFonts w:ascii="Calibri" w:hAnsi="Calibri"/>
+          <w:b/>
+          <w:i w:val="0"/>
+          <w:color w:val="475569"/>
+          <w:sz w:val="30"/>
+        </w:rPr>
+        <w:t>COMBINED LAB PRACTICAL PORTFOLIO</w:t>
+        <w:br/>
+        <w:t>(PRACTICALS 1 &amp; 2)</w:t>
+      </w:r>
+    </w:p>
+    <w:p>
+      <w:pPr>
+        <w:spacing w:after="800"/>
+        <w:jc w:val="center"/>
+        <w:pBdr>
+          <w:bottom w:val="single" w:sz="18" w:space="1" w:color="1B365D"/>
+        </w:pBdr>
+      </w:pPr>
+    </w:p>
+    <w:p>
+      <w:pPr>
+        <w:spacing w:after="120"/>
+        <w:jc w:val="center"/>
+      </w:pPr>
+      <w:r>
+        <w:rPr>
+          <w:rFonts w:ascii="Calibri" w:hAnsi="Calibri"/>
+          <w:b w:val="0"/>
+          <w:i/>
+          <w:color w:val="64748B"/>
+          <w:sz w:val="24"/>
+        </w:rPr>
+        <w:t>Submitted By:</w:t>
+      </w:r>
+    </w:p>
+    <w:p>
+      <w:pPr>
+        <w:spacing w:after="120"/>
+        <w:jc w:val="center"/>
+      </w:pPr>
+      <w:r>
+        <w:rPr>
+          <w:rFonts w:ascii="Calibri" w:hAnsi="Calibri"/>
+          <w:b/>
+          <w:i w:val="0"/>
+          <w:color w:val="0F172A"/>
+          <w:sz w:val="26"/>
+        </w:rPr>
+        <w:t>Name: RUDRA | Enrollment ID: 25DCS058</w:t>
+      </w:r>
+    </w:p>
+    <w:p>
+      <w:pPr>
+        <w:spacing w:after="80"/>
+        <w:jc w:val="center"/>
+      </w:pPr>
+      <w:r>
+        <w:rPr>
+          <w:rFonts w:ascii="Calibri" w:hAnsi="Calibri"/>
+          <w:b w:val="0"/>
+          <w:i w:val="0"/>
+          <w:color w:val="475569"/>
+          <w:sz w:val="22"/>
+        </w:rPr>
+        <w:t>Devang Patel Institute of Advance Technology &amp; Research (DEPSTAR)</w:t>
+      </w:r>
+    </w:p>
+    <w:p>
+      <w:pPr>
+        <w:spacing w:after="80"/>
+        <w:jc w:val="center"/>
+      </w:pPr>
+      <w:r>
+        <w:rPr>
+          <w:rFonts w:ascii="Calibri" w:hAnsi="Calibri"/>
+          <w:b w:val="0"/>
+          <w:i w:val="0"/>
+          <w:color w:val="475569"/>
+          <w:sz w:val="22"/>
+        </w:rPr>
+        <w:t>Charotar University of Science and Technology (CHARUSAT)</w:t>
+      </w:r>
+    </w:p>
+    <w:p>
+      <w:r>
+        <w:br w:type="page"/>
+      </w:r>
+    </w:p>
     <w:p>
       <w:pPr>
         <w:pStyle w:val="Heading1"/>
@@ -13,7 +234,7 @@
           <w:rFonts w:ascii="Calibri Light" w:hAnsi="Calibri Light"/>
           <w:b/>
           <w:i w:val="0"/>
-          <w:color w:val="0F172A"/>
+          <w:color w:val="1B365D"/>
           <w:sz w:val="36"/>
         </w:rPr>
         <w:t>PRACTICAL NO: 1</w:t>
@@ -30,8 +251,8 @@
           <w:rFonts w:ascii="Calibri Light" w:hAnsi="Calibri Light"/>
           <w:b/>
           <w:i w:val="0"/>
-          <w:color w:val="1E293B"/>
-          <w:sz w:val="28"/>
+          <w:color w:val="475569"/>
+          <w:sz w:val="26"/>
         </w:rPr>
         <w:t>AIM</w:t>
       </w:r>
@@ -45,7 +266,7 @@
           <w:rFonts w:ascii="Calibri" w:hAnsi="Calibri"/>
           <w:b w:val="0"/>
           <w:i w:val="0"/>
-          <w:color w:val="000000"/>
+          <w:color w:val="334155"/>
           <w:sz w:val="22"/>
         </w:rPr>
         <w:t>Project Initiation, Requirement Analysis, Sitemap, Wireframe, and GitHub Setup</w:t>
@@ -62,8 +283,8 @@
           <w:rFonts w:ascii="Calibri Light" w:hAnsi="Calibri Light"/>
           <w:b/>
           <w:i w:val="0"/>
-          <w:color w:val="1E293B"/>
-          <w:sz w:val="28"/>
+          <w:color w:val="475569"/>
+          <w:sz w:val="26"/>
         </w:rPr>
         <w:t>PROBLEM DEFINITION</w:t>
       </w:r>
@@ -77,7 +298,7 @@
           <w:rFonts w:ascii="Calibri" w:hAnsi="Calibri"/>
           <w:b w:val="0"/>
           <w:i w:val="0"/>
-          <w:color w:val="000000"/>
+          <w:color w:val="334155"/>
           <w:sz w:val="22"/>
         </w:rPr>
         <w:t>Initiate the semester-long StudentHub portal by identifying the problem scope, user roles, key modules, navigation flow, and minimum 10 pages. Create a sitemap, low-fidelity wireframe, project folder structure, README file, and GitHub repository.</w:t>
@@ -94,8 +315,8 @@
           <w:rFonts w:ascii="Calibri Light" w:hAnsi="Calibri Light"/>
           <w:b/>
           <w:i w:val="0"/>
-          <w:color w:val="1E293B"/>
-          <w:sz w:val="28"/>
+          <w:color w:val="475569"/>
+          <w:sz w:val="26"/>
         </w:rPr>
         <w:t>KEY QUESTIONS &amp; INTERPRETATION</w:t>
       </w:r>
@@ -109,7 +330,7 @@
           <w:rFonts w:ascii="Calibri" w:hAnsi="Calibri"/>
           <w:b w:val="0"/>
           <w:i w:val="0"/>
-          <w:color w:val="000000"/>
+          <w:color w:val="334155"/>
           <w:sz w:val="22"/>
         </w:rPr>
         <w:t>Q1: What is URL and parts of URL?</w:t>
@@ -142,7 +363,7 @@
           <w:rFonts w:ascii="Calibri" w:hAnsi="Calibri"/>
           <w:b w:val="0"/>
           <w:i w:val="0"/>
-          <w:color w:val="000000"/>
+          <w:color w:val="334155"/>
           <w:sz w:val="22"/>
         </w:rPr>
         <w:t>Q2: How does HTML file processed in web browser?</w:t>
@@ -169,7 +390,7 @@
           <w:rFonts w:ascii="Calibri" w:hAnsi="Calibri"/>
           <w:b w:val="0"/>
           <w:i w:val="0"/>
-          <w:color w:val="000000"/>
+          <w:color w:val="334155"/>
           <w:sz w:val="22"/>
         </w:rPr>
         <w:t>Q3: How will page navigation flow managed among all HTML pages?</w:t>
@@ -186,7 +407,7 @@
           <w:rFonts w:ascii="Calibri" w:hAnsi="Calibri"/>
           <w:b w:val="0"/>
           <w:i w:val="0"/>
-          <w:color w:val="000000"/>
+          <w:color w:val="334155"/>
           <w:sz w:val="22"/>
         </w:rPr>
         <w:t>Q4: How will GitHub commits be maintained after each practical?</w:t>
@@ -213,8 +434,8 @@
           <w:rFonts w:ascii="Calibri Light" w:hAnsi="Calibri Light"/>
           <w:b/>
           <w:i w:val="0"/>
-          <w:color w:val="1E293B"/>
-          <w:sz w:val="28"/>
+          <w:color w:val="475569"/>
+          <w:sz w:val="26"/>
         </w:rPr>
         <w:t>PROJECT DIRECTORY STRUCTURE &amp; SITEMAP HIERARCHY</w:t>
       </w:r>
@@ -228,7 +449,7 @@
           <w:rFonts w:ascii="Calibri" w:hAnsi="Calibri"/>
           <w:b w:val="0"/>
           <w:i w:val="0"/>
-          <w:color w:val="000000"/>
+          <w:color w:val="334155"/>
           <w:sz w:val="22"/>
         </w:rPr>
         <w:t>The StudentHub portal folder structure created for the initial implementation:</w:t>
@@ -241,18 +462,19 @@
         <w:tblLook w:firstColumn="1" w:firstRow="1" w:lastColumn="0" w:lastRow="0" w:noHBand="0" w:noVBand="1" w:val="04A0"/>
       </w:tblPr>
       <w:tblGrid>
-        <w:gridCol w:w="8640"/>
+        <w:gridCol w:w="9360"/>
       </w:tblGrid>
       <w:tr>
         <w:tc>
           <w:tcPr>
-            <w:tcW w:type="dxa" w:w="8640"/>
-            <w:shd w:fill="F1F5F9"/>
+            <w:tcW w:type="dxa" w:w="9360"/>
+            <w:shd w:fill="F8FAFC"/>
             <w:tcBorders>
-              <w:top w:val="single" w:sz="4" w:space="0" w:color="CBD5E1"/>
-              <w:left w:val="single" w:sz="4" w:space="0" w:color="CBD5E1"/>
-              <w:bottom w:val="single" w:sz="4" w:space="0" w:color="CBD5E1"/>
-              <w:right w:val="single" w:sz="4" w:space="0" w:color="CBD5E1"/>
+              <w:top w:val="single" w:sz="4" w:space="0" w:color="E2E8F0"/>
+              <w:left w:val="single" w:sz="6" w:space="0" w:color="1B365D"/>
+              <!-- Deep blue left thick border -->
+              <w:bottom w:val="single" w:sz="4" w:space="0" w:color="E2E8F0"/>
+              <w:right w:val="single" w:sz="4" w:space="0" w:color="E2E8F0"/>
             </w:tcBorders>
           </w:tcPr>
           <w:p>
@@ -277,10 +499,6 @@
               <w:br/>
               <w:t>├── Practical_List_ITUE203_WDF_2026_27.pdf</w:t>
               <w:br/>
-              <w:t>├── generate_all_wireframes.py           # Wireframes generator Python script</w:t>
-              <w:br/>
-              <w:t>├── generate_highres_sitemap.py          # Sitemap generator Python script</w:t>
-              <w:br/>
               <w:t>│</w:t>
               <w:br/>
               <w:t>├── pages/                               # Secondary pages directory</w:t>
@@ -309,7 +527,7 @@
               <w:br/>
               <w:t>└── assets/                              # Core assets directory</w:t>
               <w:br/>
-              <w:t xml:space="preserve">    ├── js/                              # Script files (empty for future JS)</w:t>
+              <w:t xml:space="preserve">    ├── js/                              # Script files</w:t>
               <w:br/>
               <w:t xml:space="preserve">    └── images/                          # Image assets (sitemap, wireframes)</w:t>
             </w:r>
@@ -328,8 +546,8 @@
           <w:rFonts w:ascii="Calibri Light" w:hAnsi="Calibri Light"/>
           <w:b/>
           <w:i w:val="0"/>
-          <w:color w:val="1E293B"/>
-          <w:sz w:val="28"/>
+          <w:color w:val="475569"/>
+          <w:sz w:val="26"/>
         </w:rPr>
         <w:t>OUTPUT SCREENSHOTS &amp; PASTING INSTRUCTIONS</w:t>
       </w:r>
@@ -345,8 +563,8 @@
           <w:rFonts w:ascii="Calibri Light" w:hAnsi="Calibri Light"/>
           <w:b/>
           <w:i w:val="0"/>
-          <w:color w:val="1E293B"/>
-          <w:sz w:val="24"/>
+          <w:color w:val="64748B"/>
+          <w:sz w:val="22"/>
         </w:rPr>
         <w:t>Output Slot: Sitemap Diagram</w:t>
       </w:r>
@@ -358,29 +576,29 @@
         <w:tblLook w:firstColumn="1" w:firstRow="1" w:lastColumn="0" w:lastRow="0" w:noHBand="0" w:noVBand="1" w:val="04A0"/>
       </w:tblPr>
       <w:tblGrid>
-        <w:gridCol w:w="8640"/>
+        <w:gridCol w:w="9360"/>
       </w:tblGrid>
       <w:tr>
         <w:tc>
           <w:tcPr>
-            <w:tcW w:type="dxa" w:w="8640"/>
+            <w:tcW w:type="dxa" w:w="9360"/>
             <w:tcBorders>
-              <w:top w:val="single" w:sz="4" w:space="0" w:color="E2E8F0"/>
-              <w:left w:val="single" w:sz="4" w:space="0" w:color="E2E8F0"/>
-              <w:bottom w:val="single" w:sz="4" w:space="0" w:color="E2E8F0"/>
-              <w:right w:val="single" w:sz="4" w:space="0" w:color="E2E8F0"/>
+              <w:top w:val="single" w:sz="4" w:space="0" w:color="F1F5F9"/>
+              <w:left w:val="single" w:sz="4" w:space="0" w:color="F1F5F9"/>
+              <w:bottom w:val="single" w:sz="4" w:space="0" w:color="F1F5F9"/>
+              <w:right w:val="single" w:sz="4" w:space="0" w:color="F1F5F9"/>
             </w:tcBorders>
           </w:tcPr>
           <w:p>
             <w:pPr>
-              <w:spacing w:before="120" w:after="120"/>
+              <w:spacing w:before="160" w:after="160"/>
               <w:jc w:val="center"/>
             </w:pPr>
             <w:r>
               <w:drawing>
                 <wp:inline xmlns:a="http://schemas.openxmlformats.org/drawingml/2006/main" xmlns:pic="http://schemas.openxmlformats.org/drawingml/2006/picture">
                   <wp:extent cx="5303520" cy="1620520"/>
-                  <wp:docPr id="1" name="Picture 1"/>
+                  <wp:docPr id="3" name="Picture 3"/>
                   <wp:cNvGraphicFramePr>
                     <a:graphicFrameLocks noChangeAspect="1"/>
                   </wp:cNvGraphicFramePr>
@@ -392,7 +610,7 @@
                           <pic:cNvPicPr/>
                         </pic:nvPicPr>
                         <pic:blipFill>
-                          <a:blip r:embed="rId9"/>
+                          <a:blip r:embed="rId13"/>
                           <a:stretch>
                             <a:fillRect/>
                           </a:stretch>
@@ -441,8 +659,8 @@
           <w:rFonts w:ascii="Calibri Light" w:hAnsi="Calibri Light"/>
           <w:b/>
           <w:i w:val="0"/>
-          <w:color w:val="1E293B"/>
-          <w:sz w:val="24"/>
+          <w:color w:val="64748B"/>
+          <w:sz w:val="22"/>
         </w:rPr>
         <w:t>Output Slot: Low-Fidelity Wireframes Collage</w:t>
       </w:r>
@@ -454,29 +672,29 @@
         <w:tblLook w:firstColumn="1" w:firstRow="1" w:lastColumn="0" w:lastRow="0" w:noHBand="0" w:noVBand="1" w:val="04A0"/>
       </w:tblPr>
       <w:tblGrid>
-        <w:gridCol w:w="8640"/>
+        <w:gridCol w:w="9360"/>
       </w:tblGrid>
       <w:tr>
         <w:tc>
           <w:tcPr>
-            <w:tcW w:type="dxa" w:w="8640"/>
+            <w:tcW w:type="dxa" w:w="9360"/>
             <w:tcBorders>
-              <w:top w:val="single" w:sz="4" w:space="0" w:color="E2E8F0"/>
-              <w:left w:val="single" w:sz="4" w:space="0" w:color="E2E8F0"/>
-              <w:bottom w:val="single" w:sz="4" w:space="0" w:color="E2E8F0"/>
-              <w:right w:val="single" w:sz="4" w:space="0" w:color="E2E8F0"/>
+              <w:top w:val="single" w:sz="4" w:space="0" w:color="F1F5F9"/>
+              <w:left w:val="single" w:sz="4" w:space="0" w:color="F1F5F9"/>
+              <w:bottom w:val="single" w:sz="4" w:space="0" w:color="F1F5F9"/>
+              <w:right w:val="single" w:sz="4" w:space="0" w:color="F1F5F9"/>
             </w:tcBorders>
           </w:tcPr>
           <w:p>
             <w:pPr>
-              <w:spacing w:before="120" w:after="120"/>
+              <w:spacing w:before="160" w:after="160"/>
               <w:jc w:val="center"/>
             </w:pPr>
             <w:r>
               <w:drawing>
                 <wp:inline xmlns:a="http://schemas.openxmlformats.org/drawingml/2006/main" xmlns:pic="http://schemas.openxmlformats.org/drawingml/2006/picture">
                   <wp:extent cx="5303520" cy="9736931"/>
-                  <wp:docPr id="2" name="Picture 2"/>
+                  <wp:docPr id="4" name="Picture 4"/>
                   <wp:cNvGraphicFramePr>
                     <a:graphicFrameLocks noChangeAspect="1"/>
                   </wp:cNvGraphicFramePr>
@@ -488,7 +706,7 @@
                           <pic:cNvPicPr/>
                         </pic:nvPicPr>
                         <pic:blipFill>
-                          <a:blip r:embed="rId10"/>
+                          <a:blip r:embed="rId14"/>
                           <a:stretch>
                             <a:fillRect/>
                           </a:stretch>
@@ -537,8 +755,8 @@
           <w:rFonts w:ascii="Calibri Light" w:hAnsi="Calibri Light"/>
           <w:b/>
           <w:i w:val="0"/>
-          <w:color w:val="1E293B"/>
-          <w:sz w:val="24"/>
+          <w:color w:val="64748B"/>
+          <w:sz w:val="22"/>
         </w:rPr>
         <w:t>Output Slot: Individual Wireframes (All 11 Pages)</w:t>
       </w:r>
@@ -554,8 +772,8 @@
           <w:rFonts w:ascii="Calibri Light" w:hAnsi="Calibri Light"/>
           <w:b/>
           <w:i w:val="0"/>
-          <w:color w:val="1E293B"/>
-          <w:sz w:val="24"/>
+          <w:color w:val="64748B"/>
+          <w:sz w:val="22"/>
         </w:rPr>
         <w:t>Wireframe: Home Page</w:t>
       </w:r>
@@ -567,29 +785,29 @@
         <w:tblLook w:firstColumn="1" w:firstRow="1" w:lastColumn="0" w:lastRow="0" w:noHBand="0" w:noVBand="1" w:val="04A0"/>
       </w:tblPr>
       <w:tblGrid>
-        <w:gridCol w:w="8640"/>
+        <w:gridCol w:w="9360"/>
       </w:tblGrid>
       <w:tr>
         <w:tc>
           <w:tcPr>
-            <w:tcW w:type="dxa" w:w="8640"/>
+            <w:tcW w:type="dxa" w:w="9360"/>
             <w:tcBorders>
-              <w:top w:val="single" w:sz="4" w:space="0" w:color="E2E8F0"/>
-              <w:left w:val="single" w:sz="4" w:space="0" w:color="E2E8F0"/>
-              <w:bottom w:val="single" w:sz="4" w:space="0" w:color="E2E8F0"/>
-              <w:right w:val="single" w:sz="4" w:space="0" w:color="E2E8F0"/>
+              <w:top w:val="single" w:sz="4" w:space="0" w:color="F1F5F9"/>
+              <w:left w:val="single" w:sz="4" w:space="0" w:color="F1F5F9"/>
+              <w:bottom w:val="single" w:sz="4" w:space="0" w:color="F1F5F9"/>
+              <w:right w:val="single" w:sz="4" w:space="0" w:color="F1F5F9"/>
             </w:tcBorders>
           </w:tcPr>
           <w:p>
             <w:pPr>
-              <w:spacing w:before="120" w:after="120"/>
+              <w:spacing w:before="160" w:after="160"/>
               <w:jc w:val="center"/>
             </w:pPr>
             <w:r>
               <w:drawing>
                 <wp:inline xmlns:a="http://schemas.openxmlformats.org/drawingml/2006/main" xmlns:pic="http://schemas.openxmlformats.org/drawingml/2006/picture">
                   <wp:extent cx="5303520" cy="7292340"/>
-                  <wp:docPr id="3" name="Picture 3"/>
+                  <wp:docPr id="5" name="Picture 5"/>
                   <wp:cNvGraphicFramePr>
                     <a:graphicFrameLocks noChangeAspect="1"/>
                   </wp:cNvGraphicFramePr>
@@ -601,7 +819,7 @@
                           <pic:cNvPicPr/>
                         </pic:nvPicPr>
                         <pic:blipFill>
-                          <a:blip r:embed="rId11"/>
+                          <a:blip r:embed="rId15"/>
                           <a:stretch>
                             <a:fillRect/>
                           </a:stretch>
@@ -650,8 +868,8 @@
           <w:rFonts w:ascii="Calibri Light" w:hAnsi="Calibri Light"/>
           <w:b/>
           <w:i w:val="0"/>
-          <w:color w:val="1E293B"/>
-          <w:sz w:val="24"/>
+          <w:color w:val="64748B"/>
+          <w:sz w:val="22"/>
         </w:rPr>
         <w:t>Wireframe: About Us Page</w:t>
       </w:r>
@@ -663,29 +881,29 @@
         <w:tblLook w:firstColumn="1" w:firstRow="1" w:lastColumn="0" w:lastRow="0" w:noHBand="0" w:noVBand="1" w:val="04A0"/>
       </w:tblPr>
       <w:tblGrid>
-        <w:gridCol w:w="8640"/>
+        <w:gridCol w:w="9360"/>
       </w:tblGrid>
       <w:tr>
         <w:tc>
           <w:tcPr>
-            <w:tcW w:type="dxa" w:w="8640"/>
+            <w:tcW w:type="dxa" w:w="9360"/>
             <w:tcBorders>
-              <w:top w:val="single" w:sz="4" w:space="0" w:color="E2E8F0"/>
-              <w:left w:val="single" w:sz="4" w:space="0" w:color="E2E8F0"/>
-              <w:bottom w:val="single" w:sz="4" w:space="0" w:color="E2E8F0"/>
-              <w:right w:val="single" w:sz="4" w:space="0" w:color="E2E8F0"/>
+              <w:top w:val="single" w:sz="4" w:space="0" w:color="F1F5F9"/>
+              <w:left w:val="single" w:sz="4" w:space="0" w:color="F1F5F9"/>
+              <w:bottom w:val="single" w:sz="4" w:space="0" w:color="F1F5F9"/>
+              <w:right w:val="single" w:sz="4" w:space="0" w:color="F1F5F9"/>
             </w:tcBorders>
           </w:tcPr>
           <w:p>
             <w:pPr>
-              <w:spacing w:before="120" w:after="120"/>
+              <w:spacing w:before="160" w:after="160"/>
               <w:jc w:val="center"/>
             </w:pPr>
             <w:r>
               <w:drawing>
                 <wp:inline xmlns:a="http://schemas.openxmlformats.org/drawingml/2006/main" xmlns:pic="http://schemas.openxmlformats.org/drawingml/2006/picture">
                   <wp:extent cx="5303520" cy="7292340"/>
-                  <wp:docPr id="4" name="Picture 4"/>
+                  <wp:docPr id="6" name="Picture 6"/>
                   <wp:cNvGraphicFramePr>
                     <a:graphicFrameLocks noChangeAspect="1"/>
                   </wp:cNvGraphicFramePr>
@@ -697,7 +915,7 @@
                           <pic:cNvPicPr/>
                         </pic:nvPicPr>
                         <pic:blipFill>
-                          <a:blip r:embed="rId12"/>
+                          <a:blip r:embed="rId16"/>
                           <a:stretch>
                             <a:fillRect/>
                           </a:stretch>
@@ -746,8 +964,8 @@
           <w:rFonts w:ascii="Calibri Light" w:hAnsi="Calibri Light"/>
           <w:b/>
           <w:i w:val="0"/>
-          <w:color w:val="1E293B"/>
-          <w:sz w:val="24"/>
+          <w:color w:val="64748B"/>
+          <w:sz w:val="22"/>
         </w:rPr>
         <w:t>Wireframe: Student Registration Page</w:t>
       </w:r>
@@ -759,29 +977,29 @@
         <w:tblLook w:firstColumn="1" w:firstRow="1" w:lastColumn="0" w:lastRow="0" w:noHBand="0" w:noVBand="1" w:val="04A0"/>
       </w:tblPr>
       <w:tblGrid>
-        <w:gridCol w:w="8640"/>
+        <w:gridCol w:w="9360"/>
       </w:tblGrid>
       <w:tr>
         <w:tc>
           <w:tcPr>
-            <w:tcW w:type="dxa" w:w="8640"/>
+            <w:tcW w:type="dxa" w:w="9360"/>
             <w:tcBorders>
-              <w:top w:val="single" w:sz="4" w:space="0" w:color="E2E8F0"/>
-              <w:left w:val="single" w:sz="4" w:space="0" w:color="E2E8F0"/>
-              <w:bottom w:val="single" w:sz="4" w:space="0" w:color="E2E8F0"/>
-              <w:right w:val="single" w:sz="4" w:space="0" w:color="E2E8F0"/>
+              <w:top w:val="single" w:sz="4" w:space="0" w:color="F1F5F9"/>
+              <w:left w:val="single" w:sz="4" w:space="0" w:color="F1F5F9"/>
+              <w:bottom w:val="single" w:sz="4" w:space="0" w:color="F1F5F9"/>
+              <w:right w:val="single" w:sz="4" w:space="0" w:color="F1F5F9"/>
             </w:tcBorders>
           </w:tcPr>
           <w:p>
             <w:pPr>
-              <w:spacing w:before="120" w:after="120"/>
+              <w:spacing w:before="160" w:after="160"/>
               <w:jc w:val="center"/>
             </w:pPr>
             <w:r>
               <w:drawing>
                 <wp:inline xmlns:a="http://schemas.openxmlformats.org/drawingml/2006/main" xmlns:pic="http://schemas.openxmlformats.org/drawingml/2006/picture">
                   <wp:extent cx="5303520" cy="7292340"/>
-                  <wp:docPr id="5" name="Picture 5"/>
+                  <wp:docPr id="7" name="Picture 7"/>
                   <wp:cNvGraphicFramePr>
                     <a:graphicFrameLocks noChangeAspect="1"/>
                   </wp:cNvGraphicFramePr>
@@ -793,7 +1011,7 @@
                           <pic:cNvPicPr/>
                         </pic:nvPicPr>
                         <pic:blipFill>
-                          <a:blip r:embed="rId13"/>
+                          <a:blip r:embed="rId17"/>
                           <a:stretch>
                             <a:fillRect/>
                           </a:stretch>
@@ -842,8 +1060,8 @@
           <w:rFonts w:ascii="Calibri Light" w:hAnsi="Calibri Light"/>
           <w:b/>
           <w:i w:val="0"/>
-          <w:color w:val="1E293B"/>
-          <w:sz w:val="24"/>
+          <w:color w:val="64748B"/>
+          <w:sz w:val="22"/>
         </w:rPr>
         <w:t>Wireframe: User Login Page</w:t>
       </w:r>
@@ -855,29 +1073,29 @@
         <w:tblLook w:firstColumn="1" w:firstRow="1" w:lastColumn="0" w:lastRow="0" w:noHBand="0" w:noVBand="1" w:val="04A0"/>
       </w:tblPr>
       <w:tblGrid>
-        <w:gridCol w:w="8640"/>
+        <w:gridCol w:w="9360"/>
       </w:tblGrid>
       <w:tr>
         <w:tc>
           <w:tcPr>
-            <w:tcW w:type="dxa" w:w="8640"/>
+            <w:tcW w:type="dxa" w:w="9360"/>
             <w:tcBorders>
-              <w:top w:val="single" w:sz="4" w:space="0" w:color="E2E8F0"/>
-              <w:left w:val="single" w:sz="4" w:space="0" w:color="E2E8F0"/>
-              <w:bottom w:val="single" w:sz="4" w:space="0" w:color="E2E8F0"/>
-              <w:right w:val="single" w:sz="4" w:space="0" w:color="E2E8F0"/>
+              <w:top w:val="single" w:sz="4" w:space="0" w:color="F1F5F9"/>
+              <w:left w:val="single" w:sz="4" w:space="0" w:color="F1F5F9"/>
+              <w:bottom w:val="single" w:sz="4" w:space="0" w:color="F1F5F9"/>
+              <w:right w:val="single" w:sz="4" w:space="0" w:color="F1F5F9"/>
             </w:tcBorders>
           </w:tcPr>
           <w:p>
             <w:pPr>
-              <w:spacing w:before="120" w:after="120"/>
+              <w:spacing w:before="160" w:after="160"/>
               <w:jc w:val="center"/>
             </w:pPr>
             <w:r>
               <w:drawing>
                 <wp:inline xmlns:a="http://schemas.openxmlformats.org/drawingml/2006/main" xmlns:pic="http://schemas.openxmlformats.org/drawingml/2006/picture">
                   <wp:extent cx="5303520" cy="7292340"/>
-                  <wp:docPr id="6" name="Picture 6"/>
+                  <wp:docPr id="8" name="Picture 8"/>
                   <wp:cNvGraphicFramePr>
                     <a:graphicFrameLocks noChangeAspect="1"/>
                   </wp:cNvGraphicFramePr>
@@ -889,7 +1107,7 @@
                           <pic:cNvPicPr/>
                         </pic:nvPicPr>
                         <pic:blipFill>
-                          <a:blip r:embed="rId14"/>
+                          <a:blip r:embed="rId18"/>
                           <a:stretch>
                             <a:fillRect/>
                           </a:stretch>
@@ -938,8 +1156,8 @@
           <w:rFonts w:ascii="Calibri Light" w:hAnsi="Calibri Light"/>
           <w:b/>
           <w:i w:val="0"/>
-          <w:color w:val="1E293B"/>
-          <w:sz w:val="24"/>
+          <w:color w:val="64748B"/>
+          <w:sz w:val="22"/>
         </w:rPr>
         <w:t>Wireframe: Student Dashboard Page</w:t>
       </w:r>
@@ -951,29 +1169,29 @@
         <w:tblLook w:firstColumn="1" w:firstRow="1" w:lastColumn="0" w:lastRow="0" w:noHBand="0" w:noVBand="1" w:val="04A0"/>
       </w:tblPr>
       <w:tblGrid>
-        <w:gridCol w:w="8640"/>
+        <w:gridCol w:w="9360"/>
       </w:tblGrid>
       <w:tr>
         <w:tc>
           <w:tcPr>
-            <w:tcW w:type="dxa" w:w="8640"/>
+            <w:tcW w:type="dxa" w:w="9360"/>
             <w:tcBorders>
-              <w:top w:val="single" w:sz="4" w:space="0" w:color="E2E8F0"/>
-              <w:left w:val="single" w:sz="4" w:space="0" w:color="E2E8F0"/>
-              <w:bottom w:val="single" w:sz="4" w:space="0" w:color="E2E8F0"/>
-              <w:right w:val="single" w:sz="4" w:space="0" w:color="E2E8F0"/>
+              <w:top w:val="single" w:sz="4" w:space="0" w:color="F1F5F9"/>
+              <w:left w:val="single" w:sz="4" w:space="0" w:color="F1F5F9"/>
+              <w:bottom w:val="single" w:sz="4" w:space="0" w:color="F1F5F9"/>
+              <w:right w:val="single" w:sz="4" w:space="0" w:color="F1F5F9"/>
             </w:tcBorders>
           </w:tcPr>
           <w:p>
             <w:pPr>
-              <w:spacing w:before="120" w:after="120"/>
+              <w:spacing w:before="160" w:after="160"/>
               <w:jc w:val="center"/>
             </w:pPr>
             <w:r>
               <w:drawing>
                 <wp:inline xmlns:a="http://schemas.openxmlformats.org/drawingml/2006/main" xmlns:pic="http://schemas.openxmlformats.org/drawingml/2006/picture">
                   <wp:extent cx="5303520" cy="7292340"/>
-                  <wp:docPr id="7" name="Picture 7"/>
+                  <wp:docPr id="9" name="Picture 9"/>
                   <wp:cNvGraphicFramePr>
                     <a:graphicFrameLocks noChangeAspect="1"/>
                   </wp:cNvGraphicFramePr>
@@ -985,7 +1203,7 @@
                           <pic:cNvPicPr/>
                         </pic:nvPicPr>
                         <pic:blipFill>
-                          <a:blip r:embed="rId15"/>
+                          <a:blip r:embed="rId19"/>
                           <a:stretch>
                             <a:fillRect/>
                           </a:stretch>
@@ -1034,8 +1252,8 @@
           <w:rFonts w:ascii="Calibri Light" w:hAnsi="Calibri Light"/>
           <w:b/>
           <w:i w:val="0"/>
-          <w:color w:val="1E293B"/>
-          <w:sz w:val="24"/>
+          <w:color w:val="64748B"/>
+          <w:sz w:val="22"/>
         </w:rPr>
         <w:t>Wireframe: Campus Events Page</w:t>
       </w:r>
@@ -1047,29 +1265,29 @@
         <w:tblLook w:firstColumn="1" w:firstRow="1" w:lastColumn="0" w:lastRow="0" w:noHBand="0" w:noVBand="1" w:val="04A0"/>
       </w:tblPr>
       <w:tblGrid>
-        <w:gridCol w:w="8640"/>
+        <w:gridCol w:w="9360"/>
       </w:tblGrid>
       <w:tr>
         <w:tc>
           <w:tcPr>
-            <w:tcW w:type="dxa" w:w="8640"/>
+            <w:tcW w:type="dxa" w:w="9360"/>
             <w:tcBorders>
-              <w:top w:val="single" w:sz="4" w:space="0" w:color="E2E8F0"/>
-              <w:left w:val="single" w:sz="4" w:space="0" w:color="E2E8F0"/>
-              <w:bottom w:val="single" w:sz="4" w:space="0" w:color="E2E8F0"/>
-              <w:right w:val="single" w:sz="4" w:space="0" w:color="E2E8F0"/>
+              <w:top w:val="single" w:sz="4" w:space="0" w:color="F1F5F9"/>
+              <w:left w:val="single" w:sz="4" w:space="0" w:color="F1F5F9"/>
+              <w:bottom w:val="single" w:sz="4" w:space="0" w:color="F1F5F9"/>
+              <w:right w:val="single" w:sz="4" w:space="0" w:color="F1F5F9"/>
             </w:tcBorders>
           </w:tcPr>
           <w:p>
             <w:pPr>
-              <w:spacing w:before="120" w:after="120"/>
+              <w:spacing w:before="160" w:after="160"/>
               <w:jc w:val="center"/>
             </w:pPr>
             <w:r>
               <w:drawing>
                 <wp:inline xmlns:a="http://schemas.openxmlformats.org/drawingml/2006/main" xmlns:pic="http://schemas.openxmlformats.org/drawingml/2006/picture">
                   <wp:extent cx="5303520" cy="7292340"/>
-                  <wp:docPr id="8" name="Picture 8"/>
+                  <wp:docPr id="10" name="Picture 10"/>
                   <wp:cNvGraphicFramePr>
                     <a:graphicFrameLocks noChangeAspect="1"/>
                   </wp:cNvGraphicFramePr>
@@ -1081,7 +1299,7 @@
                           <pic:cNvPicPr/>
                         </pic:nvPicPr>
                         <pic:blipFill>
-                          <a:blip r:embed="rId16"/>
+                          <a:blip r:embed="rId20"/>
                           <a:stretch>
                             <a:fillRect/>
                           </a:stretch>
@@ -1130,8 +1348,8 @@
           <w:rFonts w:ascii="Calibri Light" w:hAnsi="Calibri Light"/>
           <w:b/>
           <w:i w:val="0"/>
-          <w:color w:val="1E293B"/>
-          <w:sz w:val="24"/>
+          <w:color w:val="64748B"/>
+          <w:sz w:val="22"/>
         </w:rPr>
         <w:t>Wireframe: Student Profile Page</w:t>
       </w:r>
@@ -1143,29 +1361,29 @@
         <w:tblLook w:firstColumn="1" w:firstRow="1" w:lastColumn="0" w:lastRow="0" w:noHBand="0" w:noVBand="1" w:val="04A0"/>
       </w:tblPr>
       <w:tblGrid>
-        <w:gridCol w:w="8640"/>
+        <w:gridCol w:w="9360"/>
       </w:tblGrid>
       <w:tr>
         <w:tc>
           <w:tcPr>
-            <w:tcW w:type="dxa" w:w="8640"/>
+            <w:tcW w:type="dxa" w:w="9360"/>
             <w:tcBorders>
-              <w:top w:val="single" w:sz="4" w:space="0" w:color="E2E8F0"/>
-              <w:left w:val="single" w:sz="4" w:space="0" w:color="E2E8F0"/>
-              <w:bottom w:val="single" w:sz="4" w:space="0" w:color="E2E8F0"/>
-              <w:right w:val="single" w:sz="4" w:space="0" w:color="E2E8F0"/>
+              <w:top w:val="single" w:sz="4" w:space="0" w:color="F1F5F9"/>
+              <w:left w:val="single" w:sz="4" w:space="0" w:color="F1F5F9"/>
+              <w:bottom w:val="single" w:sz="4" w:space="0" w:color="F1F5F9"/>
+              <w:right w:val="single" w:sz="4" w:space="0" w:color="F1F5F9"/>
             </w:tcBorders>
           </w:tcPr>
           <w:p>
             <w:pPr>
-              <w:spacing w:before="120" w:after="120"/>
+              <w:spacing w:before="160" w:after="160"/>
               <w:jc w:val="center"/>
             </w:pPr>
             <w:r>
               <w:drawing>
                 <wp:inline xmlns:a="http://schemas.openxmlformats.org/drawingml/2006/main" xmlns:pic="http://schemas.openxmlformats.org/drawingml/2006/picture">
                   <wp:extent cx="5303520" cy="7292340"/>
-                  <wp:docPr id="9" name="Picture 9"/>
+                  <wp:docPr id="11" name="Picture 11"/>
                   <wp:cNvGraphicFramePr>
                     <a:graphicFrameLocks noChangeAspect="1"/>
                   </wp:cNvGraphicFramePr>
@@ -1177,7 +1395,7 @@
                           <pic:cNvPicPr/>
                         </pic:nvPicPr>
                         <pic:blipFill>
-                          <a:blip r:embed="rId17"/>
+                          <a:blip r:embed="rId21"/>
                           <a:stretch>
                             <a:fillRect/>
                           </a:stretch>
@@ -1226,8 +1444,8 @@
           <w:rFonts w:ascii="Calibri Light" w:hAnsi="Calibri Light"/>
           <w:b/>
           <w:i w:val="0"/>
-          <w:color w:val="1E293B"/>
-          <w:sz w:val="24"/>
+          <w:color w:val="64748B"/>
+          <w:sz w:val="22"/>
         </w:rPr>
         <w:t>Wireframe: Contact Support Page</w:t>
       </w:r>
@@ -1239,29 +1457,29 @@
         <w:tblLook w:firstColumn="1" w:firstRow="1" w:lastColumn="0" w:lastRow="0" w:noHBand="0" w:noVBand="1" w:val="04A0"/>
       </w:tblPr>
       <w:tblGrid>
-        <w:gridCol w:w="8640"/>
+        <w:gridCol w:w="9360"/>
       </w:tblGrid>
       <w:tr>
         <w:tc>
           <w:tcPr>
-            <w:tcW w:type="dxa" w:w="8640"/>
+            <w:tcW w:type="dxa" w:w="9360"/>
             <w:tcBorders>
-              <w:top w:val="single" w:sz="4" w:space="0" w:color="E2E8F0"/>
-              <w:left w:val="single" w:sz="4" w:space="0" w:color="E2E8F0"/>
-              <w:bottom w:val="single" w:sz="4" w:space="0" w:color="E2E8F0"/>
-              <w:right w:val="single" w:sz="4" w:space="0" w:color="E2E8F0"/>
+              <w:top w:val="single" w:sz="4" w:space="0" w:color="F1F5F9"/>
+              <w:left w:val="single" w:sz="4" w:space="0" w:color="F1F5F9"/>
+              <w:bottom w:val="single" w:sz="4" w:space="0" w:color="F1F5F9"/>
+              <w:right w:val="single" w:sz="4" w:space="0" w:color="F1F5F9"/>
             </w:tcBorders>
           </w:tcPr>
           <w:p>
             <w:pPr>
-              <w:spacing w:before="120" w:after="120"/>
+              <w:spacing w:before="160" w:after="160"/>
               <w:jc w:val="center"/>
             </w:pPr>
             <w:r>
               <w:drawing>
                 <wp:inline xmlns:a="http://schemas.openxmlformats.org/drawingml/2006/main" xmlns:pic="http://schemas.openxmlformats.org/drawingml/2006/picture">
                   <wp:extent cx="5303520" cy="7292340"/>
-                  <wp:docPr id="10" name="Picture 10"/>
+                  <wp:docPr id="12" name="Picture 12"/>
                   <wp:cNvGraphicFramePr>
                     <a:graphicFrameLocks noChangeAspect="1"/>
                   </wp:cNvGraphicFramePr>
@@ -1273,7 +1491,7 @@
                           <pic:cNvPicPr/>
                         </pic:nvPicPr>
                         <pic:blipFill>
-                          <a:blip r:embed="rId18"/>
+                          <a:blip r:embed="rId22"/>
                           <a:stretch>
                             <a:fillRect/>
                           </a:stretch>
@@ -1322,8 +1540,8 @@
           <w:rFonts w:ascii="Calibri Light" w:hAnsi="Calibri Light"/>
           <w:b/>
           <w:i w:val="0"/>
-          <w:color w:val="1E293B"/>
-          <w:sz w:val="24"/>
+          <w:color w:val="64748B"/>
+          <w:sz w:val="22"/>
         </w:rPr>
         <w:t>Wireframe: Admin Portal Page</w:t>
       </w:r>
@@ -1335,29 +1553,29 @@
         <w:tblLook w:firstColumn="1" w:firstRow="1" w:lastColumn="0" w:lastRow="0" w:noHBand="0" w:noVBand="1" w:val="04A0"/>
       </w:tblPr>
       <w:tblGrid>
-        <w:gridCol w:w="8640"/>
+        <w:gridCol w:w="9360"/>
       </w:tblGrid>
       <w:tr>
         <w:tc>
           <w:tcPr>
-            <w:tcW w:type="dxa" w:w="8640"/>
+            <w:tcW w:type="dxa" w:w="9360"/>
             <w:tcBorders>
-              <w:top w:val="single" w:sz="4" w:space="0" w:color="E2E8F0"/>
-              <w:left w:val="single" w:sz="4" w:space="0" w:color="E2E8F0"/>
-              <w:bottom w:val="single" w:sz="4" w:space="0" w:color="E2E8F0"/>
-              <w:right w:val="single" w:sz="4" w:space="0" w:color="E2E8F0"/>
+              <w:top w:val="single" w:sz="4" w:space="0" w:color="F1F5F9"/>
+              <w:left w:val="single" w:sz="4" w:space="0" w:color="F1F5F9"/>
+              <w:bottom w:val="single" w:sz="4" w:space="0" w:color="F1F5F9"/>
+              <w:right w:val="single" w:sz="4" w:space="0" w:color="F1F5F9"/>
             </w:tcBorders>
           </w:tcPr>
           <w:p>
             <w:pPr>
-              <w:spacing w:before="120" w:after="120"/>
+              <w:spacing w:before="160" w:after="160"/>
               <w:jc w:val="center"/>
             </w:pPr>
             <w:r>
               <w:drawing>
                 <wp:inline xmlns:a="http://schemas.openxmlformats.org/drawingml/2006/main" xmlns:pic="http://schemas.openxmlformats.org/drawingml/2006/picture">
                   <wp:extent cx="5303520" cy="7292340"/>
-                  <wp:docPr id="11" name="Picture 11"/>
+                  <wp:docPr id="13" name="Picture 13"/>
                   <wp:cNvGraphicFramePr>
                     <a:graphicFrameLocks noChangeAspect="1"/>
                   </wp:cNvGraphicFramePr>
@@ -1369,7 +1587,7 @@
                           <pic:cNvPicPr/>
                         </pic:nvPicPr>
                         <pic:blipFill>
-                          <a:blip r:embed="rId19"/>
+                          <a:blip r:embed="rId23"/>
                           <a:stretch>
                             <a:fillRect/>
                           </a:stretch>
@@ -1418,8 +1636,8 @@
           <w:rFonts w:ascii="Calibri Light" w:hAnsi="Calibri Light"/>
           <w:b/>
           <w:i w:val="0"/>
-          <w:color w:val="1E293B"/>
-          <w:sz w:val="24"/>
+          <w:color w:val="64748B"/>
+          <w:sz w:val="22"/>
         </w:rPr>
         <w:t>Wireframe: FAQ Page</w:t>
       </w:r>
@@ -1431,29 +1649,29 @@
         <w:tblLook w:firstColumn="1" w:firstRow="1" w:lastColumn="0" w:lastRow="0" w:noHBand="0" w:noVBand="1" w:val="04A0"/>
       </w:tblPr>
       <w:tblGrid>
-        <w:gridCol w:w="8640"/>
+        <w:gridCol w:w="9360"/>
       </w:tblGrid>
       <w:tr>
         <w:tc>
           <w:tcPr>
-            <w:tcW w:type="dxa" w:w="8640"/>
+            <w:tcW w:type="dxa" w:w="9360"/>
             <w:tcBorders>
-              <w:top w:val="single" w:sz="4" w:space="0" w:color="E2E8F0"/>
-              <w:left w:val="single" w:sz="4" w:space="0" w:color="E2E8F0"/>
-              <w:bottom w:val="single" w:sz="4" w:space="0" w:color="E2E8F0"/>
-              <w:right w:val="single" w:sz="4" w:space="0" w:color="E2E8F0"/>
+              <w:top w:val="single" w:sz="4" w:space="0" w:color="F1F5F9"/>
+              <w:left w:val="single" w:sz="4" w:space="0" w:color="F1F5F9"/>
+              <w:bottom w:val="single" w:sz="4" w:space="0" w:color="F1F5F9"/>
+              <w:right w:val="single" w:sz="4" w:space="0" w:color="F1F5F9"/>
             </w:tcBorders>
           </w:tcPr>
           <w:p>
             <w:pPr>
-              <w:spacing w:before="120" w:after="120"/>
+              <w:spacing w:before="160" w:after="160"/>
               <w:jc w:val="center"/>
             </w:pPr>
             <w:r>
               <w:drawing>
                 <wp:inline xmlns:a="http://schemas.openxmlformats.org/drawingml/2006/main" xmlns:pic="http://schemas.openxmlformats.org/drawingml/2006/picture">
                   <wp:extent cx="5303520" cy="7292340"/>
-                  <wp:docPr id="12" name="Picture 12"/>
+                  <wp:docPr id="14" name="Picture 14"/>
                   <wp:cNvGraphicFramePr>
                     <a:graphicFrameLocks noChangeAspect="1"/>
                   </wp:cNvGraphicFramePr>
@@ -1465,7 +1683,7 @@
                           <pic:cNvPicPr/>
                         </pic:nvPicPr>
                         <pic:blipFill>
-                          <a:blip r:embed="rId20"/>
+                          <a:blip r:embed="rId24"/>
                           <a:stretch>
                             <a:fillRect/>
                           </a:stretch>
@@ -1514,8 +1732,8 @@
           <w:rFonts w:ascii="Calibri Light" w:hAnsi="Calibri Light"/>
           <w:b/>
           <w:i w:val="0"/>
-          <w:color w:val="1E293B"/>
-          <w:sz w:val="24"/>
+          <w:color w:val="64748B"/>
+          <w:sz w:val="22"/>
         </w:rPr>
         <w:t>Wireframe: Feedback Survey Page</w:t>
       </w:r>
@@ -1527,29 +1745,29 @@
         <w:tblLook w:firstColumn="1" w:firstRow="1" w:lastColumn="0" w:lastRow="0" w:noHBand="0" w:noVBand="1" w:val="04A0"/>
       </w:tblPr>
       <w:tblGrid>
-        <w:gridCol w:w="8640"/>
+        <w:gridCol w:w="9360"/>
       </w:tblGrid>
       <w:tr>
         <w:tc>
           <w:tcPr>
-            <w:tcW w:type="dxa" w:w="8640"/>
+            <w:tcW w:type="dxa" w:w="9360"/>
             <w:tcBorders>
-              <w:top w:val="single" w:sz="4" w:space="0" w:color="E2E8F0"/>
-              <w:left w:val="single" w:sz="4" w:space="0" w:color="E2E8F0"/>
-              <w:bottom w:val="single" w:sz="4" w:space="0" w:color="E2E8F0"/>
-              <w:right w:val="single" w:sz="4" w:space="0" w:color="E2E8F0"/>
+              <w:top w:val="single" w:sz="4" w:space="0" w:color="F1F5F9"/>
+              <w:left w:val="single" w:sz="4" w:space="0" w:color="F1F5F9"/>
+              <w:bottom w:val="single" w:sz="4" w:space="0" w:color="F1F5F9"/>
+              <w:right w:val="single" w:sz="4" w:space="0" w:color="F1F5F9"/>
             </w:tcBorders>
           </w:tcPr>
           <w:p>
             <w:pPr>
-              <w:spacing w:before="120" w:after="120"/>
+              <w:spacing w:before="160" w:after="160"/>
               <w:jc w:val="center"/>
             </w:pPr>
             <w:r>
               <w:drawing>
                 <wp:inline xmlns:a="http://schemas.openxmlformats.org/drawingml/2006/main" xmlns:pic="http://schemas.openxmlformats.org/drawingml/2006/picture">
                   <wp:extent cx="5303520" cy="7292340"/>
-                  <wp:docPr id="13" name="Picture 13"/>
+                  <wp:docPr id="15" name="Picture 15"/>
                   <wp:cNvGraphicFramePr>
                     <a:graphicFrameLocks noChangeAspect="1"/>
                   </wp:cNvGraphicFramePr>
@@ -1561,7 +1779,7 @@
                           <pic:cNvPicPr/>
                         </pic:nvPicPr>
                         <pic:blipFill>
-                          <a:blip r:embed="rId21"/>
+                          <a:blip r:embed="rId25"/>
                           <a:stretch>
                             <a:fillRect/>
                           </a:stretch>
@@ -1610,8 +1828,8 @@
           <w:rFonts w:ascii="Calibri Light" w:hAnsi="Calibri Light"/>
           <w:b/>
           <w:i w:val="0"/>
-          <w:color w:val="1E293B"/>
-          <w:sz w:val="24"/>
+          <w:color w:val="64748B"/>
+          <w:sz w:val="22"/>
         </w:rPr>
         <w:t>Output Slot: GitHub Repository &amp; Commits Layout</w:t>
       </w:r>
@@ -1623,29 +1841,29 @@
         <w:tblLook w:firstColumn="1" w:firstRow="1" w:lastColumn="0" w:lastRow="0" w:noHBand="0" w:noVBand="1" w:val="04A0"/>
       </w:tblPr>
       <w:tblGrid>
-        <w:gridCol w:w="8640"/>
+        <w:gridCol w:w="9360"/>
       </w:tblGrid>
       <w:tr>
         <w:tc>
           <w:tcPr>
-            <w:tcW w:type="dxa" w:w="8640"/>
+            <w:tcW w:type="dxa" w:w="9360"/>
             <w:tcBorders>
-              <w:top w:val="single" w:sz="4" w:space="0" w:color="E2E8F0"/>
-              <w:left w:val="single" w:sz="4" w:space="0" w:color="E2E8F0"/>
-              <w:bottom w:val="single" w:sz="4" w:space="0" w:color="E2E8F0"/>
-              <w:right w:val="single" w:sz="4" w:space="0" w:color="E2E8F0"/>
+              <w:top w:val="single" w:sz="4" w:space="0" w:color="F1F5F9"/>
+              <w:left w:val="single" w:sz="4" w:space="0" w:color="F1F5F9"/>
+              <w:bottom w:val="single" w:sz="4" w:space="0" w:color="F1F5F9"/>
+              <w:right w:val="single" w:sz="4" w:space="0" w:color="F1F5F9"/>
             </w:tcBorders>
           </w:tcPr>
           <w:p>
             <w:pPr>
-              <w:spacing w:before="120" w:after="120"/>
+              <w:spacing w:before="160" w:after="160"/>
               <w:jc w:val="center"/>
             </w:pPr>
             <w:r>
               <w:drawing>
                 <wp:inline xmlns:a="http://schemas.openxmlformats.org/drawingml/2006/main" xmlns:pic="http://schemas.openxmlformats.org/drawingml/2006/picture">
-                  <wp:extent cx="5303520" cy="5303520"/>
-                  <wp:docPr id="14" name="Picture 14"/>
+                  <wp:extent cx="5303520" cy="4242816"/>
+                  <wp:docPr id="16" name="Picture 16"/>
                   <wp:cNvGraphicFramePr>
                     <a:graphicFrameLocks noChangeAspect="1"/>
                   </wp:cNvGraphicFramePr>
@@ -1657,7 +1875,7 @@
                           <pic:cNvPicPr/>
                         </pic:nvPicPr>
                         <pic:blipFill>
-                          <a:blip r:embed="rId22"/>
+                          <a:blip r:embed="rId26"/>
                           <a:stretch>
                             <a:fillRect/>
                           </a:stretch>
@@ -1665,7 +1883,7 @@
                         <pic:spPr>
                           <a:xfrm>
                             <a:off x="0" y="0"/>
-                            <a:ext cx="5303520" cy="5303520"/>
+                            <a:ext cx="5303520" cy="4242816"/>
                           </a:xfrm>
                           <a:prstGeom prst="rect"/>
                         </pic:spPr>
@@ -1692,7 +1910,7 @@
           <w:color w:val="64748B"/>
           <w:sz w:val="19"/>
         </w:rPr>
-        <w:t>Figure: GitHub Repository Landing Page Showing Commit History</w:t>
+        <w:t>Figure: Live GitHub Repository Landing Page with Pushed Commits</w:t>
       </w:r>
     </w:p>
     <w:p>
@@ -1706,8 +1924,8 @@
           <w:rFonts w:ascii="Calibri Light" w:hAnsi="Calibri Light"/>
           <w:b/>
           <w:i w:val="0"/>
-          <w:color w:val="1E293B"/>
-          <w:sz w:val="24"/>
+          <w:color w:val="64748B"/>
+          <w:sz w:val="22"/>
         </w:rPr>
         <w:t>Output Slot: IDE Explorer Project Directory Layout</w:t>
       </w:r>
@@ -1719,29 +1937,29 @@
         <w:tblLook w:firstColumn="1" w:firstRow="1" w:lastColumn="0" w:lastRow="0" w:noHBand="0" w:noVBand="1" w:val="04A0"/>
       </w:tblPr>
       <w:tblGrid>
-        <w:gridCol w:w="8640"/>
+        <w:gridCol w:w="9360"/>
       </w:tblGrid>
       <w:tr>
         <w:tc>
           <w:tcPr>
-            <w:tcW w:type="dxa" w:w="8640"/>
+            <w:tcW w:type="dxa" w:w="9360"/>
             <w:tcBorders>
-              <w:top w:val="single" w:sz="4" w:space="0" w:color="E2E8F0"/>
-              <w:left w:val="single" w:sz="4" w:space="0" w:color="E2E8F0"/>
-              <w:bottom w:val="single" w:sz="4" w:space="0" w:color="E2E8F0"/>
-              <w:right w:val="single" w:sz="4" w:space="0" w:color="E2E8F0"/>
+              <w:top w:val="single" w:sz="4" w:space="0" w:color="F1F5F9"/>
+              <w:left w:val="single" w:sz="4" w:space="0" w:color="F1F5F9"/>
+              <w:bottom w:val="single" w:sz="4" w:space="0" w:color="F1F5F9"/>
+              <w:right w:val="single" w:sz="4" w:space="0" w:color="F1F5F9"/>
             </w:tcBorders>
           </w:tcPr>
           <w:p>
             <w:pPr>
-              <w:spacing w:before="120" w:after="120"/>
+              <w:spacing w:before="160" w:after="160"/>
               <w:jc w:val="center"/>
             </w:pPr>
             <w:r>
               <w:drawing>
                 <wp:inline xmlns:a="http://schemas.openxmlformats.org/drawingml/2006/main" xmlns:pic="http://schemas.openxmlformats.org/drawingml/2006/picture">
                   <wp:extent cx="5303520" cy="5303520"/>
-                  <wp:docPr id="15" name="Picture 15"/>
+                  <wp:docPr id="17" name="Picture 17"/>
                   <wp:cNvGraphicFramePr>
                     <a:graphicFrameLocks noChangeAspect="1"/>
                   </wp:cNvGraphicFramePr>
@@ -1753,7 +1971,7 @@
                           <pic:cNvPicPr/>
                         </pic:nvPicPr>
                         <pic:blipFill>
-                          <a:blip r:embed="rId23"/>
+                          <a:blip r:embed="rId27"/>
                           <a:stretch>
                             <a:fillRect/>
                           </a:stretch>
@@ -1807,7 +2025,7 @@
           <w:rFonts w:ascii="Calibri Light" w:hAnsi="Calibri Light"/>
           <w:b/>
           <w:i w:val="0"/>
-          <w:color w:val="0F172A"/>
+          <w:color w:val="1B365D"/>
           <w:sz w:val="36"/>
         </w:rPr>
         <w:t>PRACTICAL NO: 2</w:t>
@@ -1824,8 +2042,8 @@
           <w:rFonts w:ascii="Calibri Light" w:hAnsi="Calibri Light"/>
           <w:b/>
           <w:i w:val="0"/>
-          <w:color w:val="1E293B"/>
-          <w:sz w:val="28"/>
+          <w:color w:val="475569"/>
+          <w:sz w:val="26"/>
         </w:rPr>
         <w:t>AIM</w:t>
       </w:r>
@@ -1839,7 +2057,7 @@
           <w:rFonts w:ascii="Calibri" w:hAnsi="Calibri"/>
           <w:b w:val="0"/>
           <w:i w:val="0"/>
-          <w:color w:val="000000"/>
+          <w:color w:val="334155"/>
           <w:sz w:val="22"/>
         </w:rPr>
         <w:t>Semantic HTML5 Pages with Accessibility-Ready Structure</w:t>
@@ -1856,8 +2074,8 @@
           <w:rFonts w:ascii="Calibri Light" w:hAnsi="Calibri Light"/>
           <w:b/>
           <w:i w:val="0"/>
-          <w:color w:val="1E293B"/>
-          <w:sz w:val="28"/>
+          <w:color w:val="475569"/>
+          <w:sz w:val="26"/>
         </w:rPr>
         <w:t>PROBLEM DEFINITION</w:t>
       </w:r>
@@ -1871,7 +2089,7 @@
           <w:rFonts w:ascii="Calibri" w:hAnsi="Calibri"/>
           <w:b w:val="0"/>
           <w:i w:val="0"/>
-          <w:color w:val="000000"/>
+          <w:color w:val="334155"/>
           <w:sz w:val="22"/>
         </w:rPr>
         <w:t>Develop static HTML5 skeletons for at least 10 StudentHub pages such as Home, About, Register, Login, Dashboard, Events, Profile, Contact, Admin, FAQ, and Feedback. Use semantic tags and accessibility-friendly structure.</w:t>
@@ -1888,8 +2106,8 @@
           <w:rFonts w:ascii="Calibri Light" w:hAnsi="Calibri Light"/>
           <w:b/>
           <w:i w:val="0"/>
-          <w:color w:val="1E293B"/>
-          <w:sz w:val="28"/>
+          <w:color w:val="475569"/>
+          <w:sz w:val="26"/>
         </w:rPr>
         <w:t>KEY QUESTIONS &amp; INTERPRETATION</w:t>
       </w:r>
@@ -1903,7 +2121,7 @@
           <w:rFonts w:ascii="Calibri" w:hAnsi="Calibri"/>
           <w:b w:val="0"/>
           <w:i w:val="0"/>
-          <w:color w:val="000000"/>
+          <w:color w:val="334155"/>
           <w:sz w:val="22"/>
         </w:rPr>
         <w:t>Q1: Are semantic tags such as &lt;header&gt;, &lt;nav&gt;, &lt;main&gt;, &lt;section&gt;, &lt;article&gt;, &lt;aside&gt;, and &lt;footer&gt; used properly?</w:t>
@@ -1934,7 +2152,7 @@
           <w:rFonts w:ascii="Calibri" w:hAnsi="Calibri"/>
           <w:b w:val="0"/>
           <w:i w:val="0"/>
-          <w:color w:val="000000"/>
+          <w:color w:val="334155"/>
           <w:sz w:val="22"/>
         </w:rPr>
         <w:t>Q2: Are form labels, headings, image alt text, and navigation links accessible?</w:t>
@@ -1959,7 +2177,7 @@
           <w:rFonts w:ascii="Calibri" w:hAnsi="Calibri"/>
           <w:b w:val="0"/>
           <w:i w:val="0"/>
-          <w:color w:val="000000"/>
+          <w:color w:val="334155"/>
           <w:sz w:val="22"/>
         </w:rPr>
         <w:t>Q3: Is the page structure consistent across all pages?</w:t>
@@ -1978,8 +2196,8 @@
           <w:rFonts w:ascii="Calibri Light" w:hAnsi="Calibri Light"/>
           <w:b/>
           <w:i w:val="0"/>
-          <w:color w:val="1E293B"/>
-          <w:sz w:val="28"/>
+          <w:color w:val="475569"/>
+          <w:sz w:val="26"/>
         </w:rPr>
         <w:t>ACCESSIBILITY CHECKLIST IMPLEMENTED</w:t>
       </w:r>
@@ -1993,7 +2211,7 @@
           <w:rFonts w:ascii="Calibri" w:hAnsi="Calibri"/>
           <w:b w:val="0"/>
           <w:i w:val="0"/>
-          <w:color w:val="000000"/>
+          <w:color w:val="334155"/>
           <w:sz w:val="22"/>
         </w:rPr>
         <w:t>✓ Skip-to-Content: A skip-to-content link exists as the very first child of &lt;body&gt; on all 11 pages.</w:t>
@@ -2002,7 +2220,7 @@
         <w:br/>
         <w:t>✓ Breadcrumb Navigation: Breadcrumbs are added just below the main navigation lists to support intermediate site tracking.</w:t>
         <w:br/>
-        <w:t>✓ Keyboard-Friendly Outlines: Focus indicators (:focus) are clearly styled by standard browser outline behavior to maintain accessibility.</w:t>
+        <w:t>✓ Keyboard-Friendly Outlines: Focus indicators (:focus) are preserved via standard browser outline defaults to maintain accessibility.</w:t>
         <w:br/>
         <w:t>✓ Semantic Tags: A complete set of semantic tags (&lt;header&gt;, &lt;nav&gt;, &lt;main&gt;, &lt;section&gt;, &lt;article&gt;, &lt;aside&gt;, &lt;footer&gt;) is used correctly across all pages.</w:t>
         <w:br/>
@@ -2026,25 +2244,10 @@
           <w:rFonts w:ascii="Calibri Light" w:hAnsi="Calibri Light"/>
           <w:b/>
           <w:i w:val="0"/>
-          <w:color w:val="1E293B"/>
-          <w:sz w:val="28"/>
+          <w:color w:val="475569"/>
+          <w:sz w:val="26"/>
         </w:rPr>
         <w:t>IMPLEMENTATION CODE (All 11 Pages)</w:t>
-      </w:r>
-    </w:p>
-    <w:p>
-      <w:pPr>
-        <w:spacing w:after="120" w:line="276" w:lineRule="auto"/>
-      </w:pPr>
-      <w:r>
-        <w:rPr>
-          <w:rFonts w:ascii="Calibri" w:hAnsi="Calibri"/>
-          <w:b w:val="0"/>
-          <w:i w:val="0"/>
-          <w:color w:val="000000"/>
-          <w:sz w:val="22"/>
-        </w:rPr>
-        <w:t>Below is the complete semantic HTML5 source code for all pages of the portal:</w:t>
       </w:r>
     </w:p>
     <w:p>
@@ -2058,8 +2261,8 @@
           <w:rFonts w:ascii="Calibri Light" w:hAnsi="Calibri Light"/>
           <w:b/>
           <w:i w:val="0"/>
-          <w:color w:val="1E293B"/>
-          <w:sz w:val="24"/>
+          <w:color w:val="64748B"/>
+          <w:sz w:val="22"/>
         </w:rPr>
         <w:t>Source Code: index.html (Home Page)</w:t>
       </w:r>
@@ -2071,18 +2274,19 @@
         <w:tblLook w:firstColumn="1" w:firstRow="1" w:lastColumn="0" w:lastRow="0" w:noHBand="0" w:noVBand="1" w:val="04A0"/>
       </w:tblPr>
       <w:tblGrid>
-        <w:gridCol w:w="8640"/>
+        <w:gridCol w:w="9360"/>
       </w:tblGrid>
       <w:tr>
         <w:tc>
           <w:tcPr>
-            <w:tcW w:type="dxa" w:w="8640"/>
-            <w:shd w:fill="F1F5F9"/>
+            <w:tcW w:type="dxa" w:w="9360"/>
+            <w:shd w:fill="F8FAFC"/>
             <w:tcBorders>
-              <w:top w:val="single" w:sz="4" w:space="0" w:color="CBD5E1"/>
-              <w:left w:val="single" w:sz="4" w:space="0" w:color="CBD5E1"/>
-              <w:bottom w:val="single" w:sz="4" w:space="0" w:color="CBD5E1"/>
-              <w:right w:val="single" w:sz="4" w:space="0" w:color="CBD5E1"/>
+              <w:top w:val="single" w:sz="4" w:space="0" w:color="E2E8F0"/>
+              <w:left w:val="single" w:sz="6" w:space="0" w:color="1B365D"/>
+              <!-- Deep blue left thick border -->
+              <w:bottom w:val="single" w:sz="4" w:space="0" w:color="E2E8F0"/>
+              <w:right w:val="single" w:sz="4" w:space="0" w:color="E2E8F0"/>
             </w:tcBorders>
           </w:tcPr>
           <w:p>
@@ -2427,8 +2631,8 @@
           <w:rFonts w:ascii="Calibri Light" w:hAnsi="Calibri Light"/>
           <w:b/>
           <w:i w:val="0"/>
-          <w:color w:val="1E293B"/>
-          <w:sz w:val="24"/>
+          <w:color w:val="64748B"/>
+          <w:sz w:val="22"/>
         </w:rPr>
         <w:t>Source Code: pages/about.html (About Us Page)</w:t>
       </w:r>
@@ -2440,18 +2644,19 @@
         <w:tblLook w:firstColumn="1" w:firstRow="1" w:lastColumn="0" w:lastRow="0" w:noHBand="0" w:noVBand="1" w:val="04A0"/>
       </w:tblPr>
       <w:tblGrid>
-        <w:gridCol w:w="8640"/>
+        <w:gridCol w:w="9360"/>
       </w:tblGrid>
       <w:tr>
         <w:tc>
           <w:tcPr>
-            <w:tcW w:type="dxa" w:w="8640"/>
-            <w:shd w:fill="F1F5F9"/>
+            <w:tcW w:type="dxa" w:w="9360"/>
+            <w:shd w:fill="F8FAFC"/>
             <w:tcBorders>
-              <w:top w:val="single" w:sz="4" w:space="0" w:color="CBD5E1"/>
-              <w:left w:val="single" w:sz="4" w:space="0" w:color="CBD5E1"/>
-              <w:bottom w:val="single" w:sz="4" w:space="0" w:color="CBD5E1"/>
-              <w:right w:val="single" w:sz="4" w:space="0" w:color="CBD5E1"/>
+              <w:top w:val="single" w:sz="4" w:space="0" w:color="E2E8F0"/>
+              <w:left w:val="single" w:sz="6" w:space="0" w:color="1B365D"/>
+              <!-- Deep blue left thick border -->
+              <w:bottom w:val="single" w:sz="4" w:space="0" w:color="E2E8F0"/>
+              <w:right w:val="single" w:sz="4" w:space="0" w:color="E2E8F0"/>
             </w:tcBorders>
           </w:tcPr>
           <w:p>
@@ -2855,8 +3060,8 @@
           <w:rFonts w:ascii="Calibri Light" w:hAnsi="Calibri Light"/>
           <w:b/>
           <w:i w:val="0"/>
-          <w:color w:val="1E293B"/>
-          <w:sz w:val="24"/>
+          <w:color w:val="64748B"/>
+          <w:sz w:val="22"/>
         </w:rPr>
         <w:t>Source Code: pages/register.html (Student Registration Page)</w:t>
       </w:r>
@@ -2868,18 +3073,19 @@
         <w:tblLook w:firstColumn="1" w:firstRow="1" w:lastColumn="0" w:lastRow="0" w:noHBand="0" w:noVBand="1" w:val="04A0"/>
       </w:tblPr>
       <w:tblGrid>
-        <w:gridCol w:w="8640"/>
+        <w:gridCol w:w="9360"/>
       </w:tblGrid>
       <w:tr>
         <w:tc>
           <w:tcPr>
-            <w:tcW w:type="dxa" w:w="8640"/>
-            <w:shd w:fill="F1F5F9"/>
+            <w:tcW w:type="dxa" w:w="9360"/>
+            <w:shd w:fill="F8FAFC"/>
             <w:tcBorders>
-              <w:top w:val="single" w:sz="4" w:space="0" w:color="CBD5E1"/>
-              <w:left w:val="single" w:sz="4" w:space="0" w:color="CBD5E1"/>
-              <w:bottom w:val="single" w:sz="4" w:space="0" w:color="CBD5E1"/>
-              <w:right w:val="single" w:sz="4" w:space="0" w:color="CBD5E1"/>
+              <w:top w:val="single" w:sz="4" w:space="0" w:color="E2E8F0"/>
+              <w:left w:val="single" w:sz="6" w:space="0" w:color="1B365D"/>
+              <!-- Deep blue left thick border -->
+              <w:bottom w:val="single" w:sz="4" w:space="0" w:color="E2E8F0"/>
+              <w:right w:val="single" w:sz="4" w:space="0" w:color="E2E8F0"/>
             </w:tcBorders>
           </w:tcPr>
           <w:p>
@@ -3442,8 +3648,8 @@
           <w:rFonts w:ascii="Calibri Light" w:hAnsi="Calibri Light"/>
           <w:b/>
           <w:i w:val="0"/>
-          <w:color w:val="1E293B"/>
-          <w:sz w:val="24"/>
+          <w:color w:val="64748B"/>
+          <w:sz w:val="22"/>
         </w:rPr>
         <w:t>Source Code: pages/login.html (User Login Page)</w:t>
       </w:r>
@@ -3455,18 +3661,19 @@
         <w:tblLook w:firstColumn="1" w:firstRow="1" w:lastColumn="0" w:lastRow="0" w:noHBand="0" w:noVBand="1" w:val="04A0"/>
       </w:tblPr>
       <w:tblGrid>
-        <w:gridCol w:w="8640"/>
+        <w:gridCol w:w="9360"/>
       </w:tblGrid>
       <w:tr>
         <w:tc>
           <w:tcPr>
-            <w:tcW w:type="dxa" w:w="8640"/>
-            <w:shd w:fill="F1F5F9"/>
+            <w:tcW w:type="dxa" w:w="9360"/>
+            <w:shd w:fill="F8FAFC"/>
             <w:tcBorders>
-              <w:top w:val="single" w:sz="4" w:space="0" w:color="CBD5E1"/>
-              <w:left w:val="single" w:sz="4" w:space="0" w:color="CBD5E1"/>
-              <w:bottom w:val="single" w:sz="4" w:space="0" w:color="CBD5E1"/>
-              <w:right w:val="single" w:sz="4" w:space="0" w:color="CBD5E1"/>
+              <w:top w:val="single" w:sz="4" w:space="0" w:color="E2E8F0"/>
+              <w:left w:val="single" w:sz="6" w:space="0" w:color="1B365D"/>
+              <!-- Deep blue left thick border -->
+              <w:bottom w:val="single" w:sz="4" w:space="0" w:color="E2E8F0"/>
+              <w:right w:val="single" w:sz="4" w:space="0" w:color="E2E8F0"/>
             </w:tcBorders>
           </w:tcPr>
           <w:p>
@@ -3728,8 +3935,8 @@
           <w:rFonts w:ascii="Calibri Light" w:hAnsi="Calibri Light"/>
           <w:b/>
           <w:i w:val="0"/>
-          <w:color w:val="1E293B"/>
-          <w:sz w:val="24"/>
+          <w:color w:val="64748B"/>
+          <w:sz w:val="22"/>
         </w:rPr>
         <w:t>Source Code: pages/dashboard.html (Student Dashboard Page)</w:t>
       </w:r>
@@ -3741,18 +3948,19 @@
         <w:tblLook w:firstColumn="1" w:firstRow="1" w:lastColumn="0" w:lastRow="0" w:noHBand="0" w:noVBand="1" w:val="04A0"/>
       </w:tblPr>
       <w:tblGrid>
-        <w:gridCol w:w="8640"/>
+        <w:gridCol w:w="9360"/>
       </w:tblGrid>
       <w:tr>
         <w:tc>
           <w:tcPr>
-            <w:tcW w:type="dxa" w:w="8640"/>
-            <w:shd w:fill="F1F5F9"/>
+            <w:tcW w:type="dxa" w:w="9360"/>
+            <w:shd w:fill="F8FAFC"/>
             <w:tcBorders>
-              <w:top w:val="single" w:sz="4" w:space="0" w:color="CBD5E1"/>
-              <w:left w:val="single" w:sz="4" w:space="0" w:color="CBD5E1"/>
-              <w:bottom w:val="single" w:sz="4" w:space="0" w:color="CBD5E1"/>
-              <w:right w:val="single" w:sz="4" w:space="0" w:color="CBD5E1"/>
+              <w:top w:val="single" w:sz="4" w:space="0" w:color="E2E8F0"/>
+              <w:left w:val="single" w:sz="6" w:space="0" w:color="1B365D"/>
+              <!-- Deep blue left thick border -->
+              <w:bottom w:val="single" w:sz="4" w:space="0" w:color="E2E8F0"/>
+              <w:right w:val="single" w:sz="4" w:space="0" w:color="E2E8F0"/>
             </w:tcBorders>
           </w:tcPr>
           <w:p>
@@ -4176,8 +4384,8 @@
           <w:rFonts w:ascii="Calibri Light" w:hAnsi="Calibri Light"/>
           <w:b/>
           <w:i w:val="0"/>
-          <w:color w:val="1E293B"/>
-          <w:sz w:val="24"/>
+          <w:color w:val="64748B"/>
+          <w:sz w:val="22"/>
         </w:rPr>
         <w:t>Source Code: pages/events.html (Campus Events Page)</w:t>
       </w:r>
@@ -4189,18 +4397,19 @@
         <w:tblLook w:firstColumn="1" w:firstRow="1" w:lastColumn="0" w:lastRow="0" w:noHBand="0" w:noVBand="1" w:val="04A0"/>
       </w:tblPr>
       <w:tblGrid>
-        <w:gridCol w:w="8640"/>
+        <w:gridCol w:w="9360"/>
       </w:tblGrid>
       <w:tr>
         <w:tc>
           <w:tcPr>
-            <w:tcW w:type="dxa" w:w="8640"/>
-            <w:shd w:fill="F1F5F9"/>
+            <w:tcW w:type="dxa" w:w="9360"/>
+            <w:shd w:fill="F8FAFC"/>
             <w:tcBorders>
-              <w:top w:val="single" w:sz="4" w:space="0" w:color="CBD5E1"/>
-              <w:left w:val="single" w:sz="4" w:space="0" w:color="CBD5E1"/>
-              <w:bottom w:val="single" w:sz="4" w:space="0" w:color="CBD5E1"/>
-              <w:right w:val="single" w:sz="4" w:space="0" w:color="CBD5E1"/>
+              <w:top w:val="single" w:sz="4" w:space="0" w:color="E2E8F0"/>
+              <w:left w:val="single" w:sz="6" w:space="0" w:color="1B365D"/>
+              <!-- Deep blue left thick border -->
+              <w:bottom w:val="single" w:sz="4" w:space="0" w:color="E2E8F0"/>
+              <w:right w:val="single" w:sz="4" w:space="0" w:color="E2E8F0"/>
             </w:tcBorders>
           </w:tcPr>
           <w:p>
@@ -4621,8 +4830,8 @@
           <w:rFonts w:ascii="Calibri Light" w:hAnsi="Calibri Light"/>
           <w:b/>
           <w:i w:val="0"/>
-          <w:color w:val="1E293B"/>
-          <w:sz w:val="24"/>
+          <w:color w:val="64748B"/>
+          <w:sz w:val="22"/>
         </w:rPr>
         <w:t>Source Code: pages/profile.html (Student Profile Page)</w:t>
       </w:r>
@@ -4634,18 +4843,19 @@
         <w:tblLook w:firstColumn="1" w:firstRow="1" w:lastColumn="0" w:lastRow="0" w:noHBand="0" w:noVBand="1" w:val="04A0"/>
       </w:tblPr>
       <w:tblGrid>
-        <w:gridCol w:w="8640"/>
+        <w:gridCol w:w="9360"/>
       </w:tblGrid>
       <w:tr>
         <w:tc>
           <w:tcPr>
-            <w:tcW w:type="dxa" w:w="8640"/>
-            <w:shd w:fill="F1F5F9"/>
+            <w:tcW w:type="dxa" w:w="9360"/>
+            <w:shd w:fill="F8FAFC"/>
             <w:tcBorders>
-              <w:top w:val="single" w:sz="4" w:space="0" w:color="CBD5E1"/>
-              <w:left w:val="single" w:sz="4" w:space="0" w:color="CBD5E1"/>
-              <w:bottom w:val="single" w:sz="4" w:space="0" w:color="CBD5E1"/>
-              <w:right w:val="single" w:sz="4" w:space="0" w:color="CBD5E1"/>
+              <w:top w:val="single" w:sz="4" w:space="0" w:color="E2E8F0"/>
+              <w:left w:val="single" w:sz="6" w:space="0" w:color="1B365D"/>
+              <!-- Deep blue left thick border -->
+              <w:bottom w:val="single" w:sz="4" w:space="0" w:color="E2E8F0"/>
+              <w:right w:val="single" w:sz="4" w:space="0" w:color="E2E8F0"/>
             </w:tcBorders>
           </w:tcPr>
           <w:p>
@@ -5053,8 +5263,8 @@
           <w:rFonts w:ascii="Calibri Light" w:hAnsi="Calibri Light"/>
           <w:b/>
           <w:i w:val="0"/>
-          <w:color w:val="1E293B"/>
-          <w:sz w:val="24"/>
+          <w:color w:val="64748B"/>
+          <w:sz w:val="22"/>
         </w:rPr>
         <w:t>Source Code: pages/contact.html (Contact Support Page)</w:t>
       </w:r>
@@ -5066,18 +5276,19 @@
         <w:tblLook w:firstColumn="1" w:firstRow="1" w:lastColumn="0" w:lastRow="0" w:noHBand="0" w:noVBand="1" w:val="04A0"/>
       </w:tblPr>
       <w:tblGrid>
-        <w:gridCol w:w="8640"/>
+        <w:gridCol w:w="9360"/>
       </w:tblGrid>
       <w:tr>
         <w:tc>
           <w:tcPr>
-            <w:tcW w:type="dxa" w:w="8640"/>
-            <w:shd w:fill="F1F5F9"/>
+            <w:tcW w:type="dxa" w:w="9360"/>
+            <w:shd w:fill="F8FAFC"/>
             <w:tcBorders>
-              <w:top w:val="single" w:sz="4" w:space="0" w:color="CBD5E1"/>
-              <w:left w:val="single" w:sz="4" w:space="0" w:color="CBD5E1"/>
-              <w:bottom w:val="single" w:sz="4" w:space="0" w:color="CBD5E1"/>
-              <w:right w:val="single" w:sz="4" w:space="0" w:color="CBD5E1"/>
+              <w:top w:val="single" w:sz="4" w:space="0" w:color="E2E8F0"/>
+              <w:left w:val="single" w:sz="6" w:space="0" w:color="1B365D"/>
+              <!-- Deep blue left thick border -->
+              <w:bottom w:val="single" w:sz="4" w:space="0" w:color="E2E8F0"/>
+              <w:right w:val="single" w:sz="4" w:space="0" w:color="E2E8F0"/>
             </w:tcBorders>
           </w:tcPr>
           <w:p>
@@ -5502,8 +5713,8 @@
           <w:rFonts w:ascii="Calibri Light" w:hAnsi="Calibri Light"/>
           <w:b/>
           <w:i w:val="0"/>
-          <w:color w:val="1E293B"/>
-          <w:sz w:val="24"/>
+          <w:color w:val="64748B"/>
+          <w:sz w:val="22"/>
         </w:rPr>
         <w:t>Source Code: pages/admin.html (Admin Portal Page)</w:t>
       </w:r>
@@ -5515,18 +5726,19 @@
         <w:tblLook w:firstColumn="1" w:firstRow="1" w:lastColumn="0" w:lastRow="0" w:noHBand="0" w:noVBand="1" w:val="04A0"/>
       </w:tblPr>
       <w:tblGrid>
-        <w:gridCol w:w="8640"/>
+        <w:gridCol w:w="9360"/>
       </w:tblGrid>
       <w:tr>
         <w:tc>
           <w:tcPr>
-            <w:tcW w:type="dxa" w:w="8640"/>
-            <w:shd w:fill="F1F5F9"/>
+            <w:tcW w:type="dxa" w:w="9360"/>
+            <w:shd w:fill="F8FAFC"/>
             <w:tcBorders>
-              <w:top w:val="single" w:sz="4" w:space="0" w:color="CBD5E1"/>
-              <w:left w:val="single" w:sz="4" w:space="0" w:color="CBD5E1"/>
-              <w:bottom w:val="single" w:sz="4" w:space="0" w:color="CBD5E1"/>
-              <w:right w:val="single" w:sz="4" w:space="0" w:color="CBD5E1"/>
+              <w:top w:val="single" w:sz="4" w:space="0" w:color="E2E8F0"/>
+              <w:left w:val="single" w:sz="6" w:space="0" w:color="1B365D"/>
+              <!-- Deep blue left thick border -->
+              <w:bottom w:val="single" w:sz="4" w:space="0" w:color="E2E8F0"/>
+              <w:right w:val="single" w:sz="4" w:space="0" w:color="E2E8F0"/>
             </w:tcBorders>
           </w:tcPr>
           <w:p>
@@ -5882,8 +6094,8 @@
           <w:rFonts w:ascii="Calibri Light" w:hAnsi="Calibri Light"/>
           <w:b/>
           <w:i w:val="0"/>
-          <w:color w:val="1E293B"/>
-          <w:sz w:val="24"/>
+          <w:color w:val="64748B"/>
+          <w:sz w:val="22"/>
         </w:rPr>
         <w:t>Source Code: pages/faq.html (FAQ Page)</w:t>
       </w:r>
@@ -5895,18 +6107,19 @@
         <w:tblLook w:firstColumn="1" w:firstRow="1" w:lastColumn="0" w:lastRow="0" w:noHBand="0" w:noVBand="1" w:val="04A0"/>
       </w:tblPr>
       <w:tblGrid>
-        <w:gridCol w:w="8640"/>
+        <w:gridCol w:w="9360"/>
       </w:tblGrid>
       <w:tr>
         <w:tc>
           <w:tcPr>
-            <w:tcW w:type="dxa" w:w="8640"/>
-            <w:shd w:fill="F1F5F9"/>
+            <w:tcW w:type="dxa" w:w="9360"/>
+            <w:shd w:fill="F8FAFC"/>
             <w:tcBorders>
-              <w:top w:val="single" w:sz="4" w:space="0" w:color="CBD5E1"/>
-              <w:left w:val="single" w:sz="4" w:space="0" w:color="CBD5E1"/>
-              <w:bottom w:val="single" w:sz="4" w:space="0" w:color="CBD5E1"/>
-              <w:right w:val="single" w:sz="4" w:space="0" w:color="CBD5E1"/>
+              <w:top w:val="single" w:sz="4" w:space="0" w:color="E2E8F0"/>
+              <w:left w:val="single" w:sz="6" w:space="0" w:color="1B365D"/>
+              <!-- Deep blue left thick border -->
+              <w:bottom w:val="single" w:sz="4" w:space="0" w:color="E2E8F0"/>
+              <w:right w:val="single" w:sz="4" w:space="0" w:color="E2E8F0"/>
             </w:tcBorders>
           </w:tcPr>
           <w:p>
@@ -6231,8 +6444,8 @@
           <w:rFonts w:ascii="Calibri Light" w:hAnsi="Calibri Light"/>
           <w:b/>
           <w:i w:val="0"/>
-          <w:color w:val="1E293B"/>
-          <w:sz w:val="24"/>
+          <w:color w:val="64748B"/>
+          <w:sz w:val="22"/>
         </w:rPr>
         <w:t>Source Code: pages/feedback.html (Feedback Survey Page)</w:t>
       </w:r>
@@ -6244,18 +6457,19 @@
         <w:tblLook w:firstColumn="1" w:firstRow="1" w:lastColumn="0" w:lastRow="0" w:noHBand="0" w:noVBand="1" w:val="04A0"/>
       </w:tblPr>
       <w:tblGrid>
-        <w:gridCol w:w="8640"/>
+        <w:gridCol w:w="9360"/>
       </w:tblGrid>
       <w:tr>
         <w:tc>
           <w:tcPr>
-            <w:tcW w:type="dxa" w:w="8640"/>
-            <w:shd w:fill="F1F5F9"/>
+            <w:tcW w:type="dxa" w:w="9360"/>
+            <w:shd w:fill="F8FAFC"/>
             <w:tcBorders>
-              <w:top w:val="single" w:sz="4" w:space="0" w:color="CBD5E1"/>
-              <w:left w:val="single" w:sz="4" w:space="0" w:color="CBD5E1"/>
-              <w:bottom w:val="single" w:sz="4" w:space="0" w:color="CBD5E1"/>
-              <w:right w:val="single" w:sz="4" w:space="0" w:color="CBD5E1"/>
+              <w:top w:val="single" w:sz="4" w:space="0" w:color="E2E8F0"/>
+              <w:left w:val="single" w:sz="6" w:space="0" w:color="1B365D"/>
+              <!-- Deep blue left thick border -->
+              <w:bottom w:val="single" w:sz="4" w:space="0" w:color="E2E8F0"/>
+              <w:right w:val="single" w:sz="4" w:space="0" w:color="E2E8F0"/>
             </w:tcBorders>
           </w:tcPr>
           <w:p>
@@ -6651,25 +6865,10 @@
           <w:rFonts w:ascii="Calibri Light" w:hAnsi="Calibri Light"/>
           <w:b/>
           <w:i w:val="0"/>
-          <w:color w:val="1E293B"/>
-          <w:sz w:val="28"/>
+          <w:color w:val="475569"/>
+          <w:sz w:val="26"/>
         </w:rPr>
         <w:t>OUTPUT SCREENSHOTS &amp; PASTING INSTRUCTIONS</w:t>
-      </w:r>
-    </w:p>
-    <w:p>
-      <w:pPr>
-        <w:spacing w:after="120" w:line="276" w:lineRule="auto"/>
-      </w:pPr>
-      <w:r>
-        <w:rPr>
-          <w:rFonts w:ascii="Calibri" w:hAnsi="Calibri"/>
-          <w:b w:val="0"/>
-          <w:i w:val="0"/>
-          <w:color w:val="000000"/>
-          <w:sz w:val="22"/>
-        </w:rPr>
-        <w:t>Actual output screenshots showing how all pages render in a web browser:</w:t>
       </w:r>
     </w:p>
     <w:p>
@@ -6683,8 +6882,8 @@
           <w:rFonts w:ascii="Calibri Light" w:hAnsi="Calibri Light"/>
           <w:b/>
           <w:i w:val="0"/>
-          <w:color w:val="1E293B"/>
-          <w:sz w:val="24"/>
+          <w:color w:val="64748B"/>
+          <w:sz w:val="22"/>
         </w:rPr>
         <w:t>Output Slot: Home Page (index.html)</w:t>
       </w:r>
@@ -6696,29 +6895,29 @@
         <w:tblLook w:firstColumn="1" w:firstRow="1" w:lastColumn="0" w:lastRow="0" w:noHBand="0" w:noVBand="1" w:val="04A0"/>
       </w:tblPr>
       <w:tblGrid>
-        <w:gridCol w:w="8640"/>
+        <w:gridCol w:w="9360"/>
       </w:tblGrid>
       <w:tr>
         <w:tc>
           <w:tcPr>
-            <w:tcW w:type="dxa" w:w="8640"/>
+            <w:tcW w:type="dxa" w:w="9360"/>
             <w:tcBorders>
-              <w:top w:val="single" w:sz="4" w:space="0" w:color="E2E8F0"/>
-              <w:left w:val="single" w:sz="4" w:space="0" w:color="E2E8F0"/>
-              <w:bottom w:val="single" w:sz="4" w:space="0" w:color="E2E8F0"/>
-              <w:right w:val="single" w:sz="4" w:space="0" w:color="E2E8F0"/>
+              <w:top w:val="single" w:sz="4" w:space="0" w:color="F1F5F9"/>
+              <w:left w:val="single" w:sz="4" w:space="0" w:color="F1F5F9"/>
+              <w:bottom w:val="single" w:sz="4" w:space="0" w:color="F1F5F9"/>
+              <w:right w:val="single" w:sz="4" w:space="0" w:color="F1F5F9"/>
             </w:tcBorders>
           </w:tcPr>
           <w:p>
             <w:pPr>
-              <w:spacing w:before="120" w:after="120"/>
+              <w:spacing w:before="160" w:after="160"/>
               <w:jc w:val="center"/>
             </w:pPr>
             <w:r>
               <w:drawing>
                 <wp:inline xmlns:a="http://schemas.openxmlformats.org/drawingml/2006/main" xmlns:pic="http://schemas.openxmlformats.org/drawingml/2006/picture">
                   <wp:extent cx="5303520" cy="4242816"/>
-                  <wp:docPr id="16" name="Picture 16"/>
+                  <wp:docPr id="18" name="Picture 18"/>
                   <wp:cNvGraphicFramePr>
                     <a:graphicFrameLocks noChangeAspect="1"/>
                   </wp:cNvGraphicFramePr>
@@ -6730,7 +6929,7 @@
                           <pic:cNvPicPr/>
                         </pic:nvPicPr>
                         <pic:blipFill>
-                          <a:blip r:embed="rId24"/>
+                          <a:blip r:embed="rId28"/>
                           <a:stretch>
                             <a:fillRect/>
                           </a:stretch>
@@ -6779,8 +6978,8 @@
           <w:rFonts w:ascii="Calibri Light" w:hAnsi="Calibri Light"/>
           <w:b/>
           <w:i w:val="0"/>
-          <w:color w:val="1E293B"/>
-          <w:sz w:val="24"/>
+          <w:color w:val="64748B"/>
+          <w:sz w:val="22"/>
         </w:rPr>
         <w:t>Output Slot: About Us Page (about.html)</w:t>
       </w:r>
@@ -6792,29 +6991,29 @@
         <w:tblLook w:firstColumn="1" w:firstRow="1" w:lastColumn="0" w:lastRow="0" w:noHBand="0" w:noVBand="1" w:val="04A0"/>
       </w:tblPr>
       <w:tblGrid>
-        <w:gridCol w:w="8640"/>
+        <w:gridCol w:w="9360"/>
       </w:tblGrid>
       <w:tr>
         <w:tc>
           <w:tcPr>
-            <w:tcW w:type="dxa" w:w="8640"/>
+            <w:tcW w:type="dxa" w:w="9360"/>
             <w:tcBorders>
-              <w:top w:val="single" w:sz="4" w:space="0" w:color="E2E8F0"/>
-              <w:left w:val="single" w:sz="4" w:space="0" w:color="E2E8F0"/>
-              <w:bottom w:val="single" w:sz="4" w:space="0" w:color="E2E8F0"/>
-              <w:right w:val="single" w:sz="4" w:space="0" w:color="E2E8F0"/>
+              <w:top w:val="single" w:sz="4" w:space="0" w:color="F1F5F9"/>
+              <w:left w:val="single" w:sz="4" w:space="0" w:color="F1F5F9"/>
+              <w:bottom w:val="single" w:sz="4" w:space="0" w:color="F1F5F9"/>
+              <w:right w:val="single" w:sz="4" w:space="0" w:color="F1F5F9"/>
             </w:tcBorders>
           </w:tcPr>
           <w:p>
             <w:pPr>
-              <w:spacing w:before="120" w:after="120"/>
+              <w:spacing w:before="160" w:after="160"/>
               <w:jc w:val="center"/>
             </w:pPr>
             <w:r>
               <w:drawing>
                 <wp:inline xmlns:a="http://schemas.openxmlformats.org/drawingml/2006/main" xmlns:pic="http://schemas.openxmlformats.org/drawingml/2006/picture">
                   <wp:extent cx="5303520" cy="4242816"/>
-                  <wp:docPr id="17" name="Picture 17"/>
+                  <wp:docPr id="19" name="Picture 19"/>
                   <wp:cNvGraphicFramePr>
                     <a:graphicFrameLocks noChangeAspect="1"/>
                   </wp:cNvGraphicFramePr>
@@ -6826,7 +7025,7 @@
                           <pic:cNvPicPr/>
                         </pic:nvPicPr>
                         <pic:blipFill>
-                          <a:blip r:embed="rId25"/>
+                          <a:blip r:embed="rId29"/>
                           <a:stretch>
                             <a:fillRect/>
                           </a:stretch>
@@ -6875,8 +7074,8 @@
           <w:rFonts w:ascii="Calibri Light" w:hAnsi="Calibri Light"/>
           <w:b/>
           <w:i w:val="0"/>
-          <w:color w:val="1E293B"/>
-          <w:sz w:val="24"/>
+          <w:color w:val="64748B"/>
+          <w:sz w:val="22"/>
         </w:rPr>
         <w:t>Output Slot: Student Registration Page (register.html)</w:t>
       </w:r>
@@ -6888,29 +7087,29 @@
         <w:tblLook w:firstColumn="1" w:firstRow="1" w:lastColumn="0" w:lastRow="0" w:noHBand="0" w:noVBand="1" w:val="04A0"/>
       </w:tblPr>
       <w:tblGrid>
-        <w:gridCol w:w="8640"/>
+        <w:gridCol w:w="9360"/>
       </w:tblGrid>
       <w:tr>
         <w:tc>
           <w:tcPr>
-            <w:tcW w:type="dxa" w:w="8640"/>
+            <w:tcW w:type="dxa" w:w="9360"/>
             <w:tcBorders>
-              <w:top w:val="single" w:sz="4" w:space="0" w:color="E2E8F0"/>
-              <w:left w:val="single" w:sz="4" w:space="0" w:color="E2E8F0"/>
-              <w:bottom w:val="single" w:sz="4" w:space="0" w:color="E2E8F0"/>
-              <w:right w:val="single" w:sz="4" w:space="0" w:color="E2E8F0"/>
+              <w:top w:val="single" w:sz="4" w:space="0" w:color="F1F5F9"/>
+              <w:left w:val="single" w:sz="4" w:space="0" w:color="F1F5F9"/>
+              <w:bottom w:val="single" w:sz="4" w:space="0" w:color="F1F5F9"/>
+              <w:right w:val="single" w:sz="4" w:space="0" w:color="F1F5F9"/>
             </w:tcBorders>
           </w:tcPr>
           <w:p>
             <w:pPr>
-              <w:spacing w:before="120" w:after="120"/>
+              <w:spacing w:before="160" w:after="160"/>
               <w:jc w:val="center"/>
             </w:pPr>
             <w:r>
               <w:drawing>
                 <wp:inline xmlns:a="http://schemas.openxmlformats.org/drawingml/2006/main" xmlns:pic="http://schemas.openxmlformats.org/drawingml/2006/picture">
                   <wp:extent cx="5303520" cy="4242816"/>
-                  <wp:docPr id="18" name="Picture 18"/>
+                  <wp:docPr id="20" name="Picture 20"/>
                   <wp:cNvGraphicFramePr>
                     <a:graphicFrameLocks noChangeAspect="1"/>
                   </wp:cNvGraphicFramePr>
@@ -6922,7 +7121,7 @@
                           <pic:cNvPicPr/>
                         </pic:nvPicPr>
                         <pic:blipFill>
-                          <a:blip r:embed="rId26"/>
+                          <a:blip r:embed="rId30"/>
                           <a:stretch>
                             <a:fillRect/>
                           </a:stretch>
@@ -6971,8 +7170,8 @@
           <w:rFonts w:ascii="Calibri Light" w:hAnsi="Calibri Light"/>
           <w:b/>
           <w:i w:val="0"/>
-          <w:color w:val="1E293B"/>
-          <w:sz w:val="24"/>
+          <w:color w:val="64748B"/>
+          <w:sz w:val="22"/>
         </w:rPr>
         <w:t>Output Slot: User Login Page (login.html)</w:t>
       </w:r>
@@ -6984,29 +7183,29 @@
         <w:tblLook w:firstColumn="1" w:firstRow="1" w:lastColumn="0" w:lastRow="0" w:noHBand="0" w:noVBand="1" w:val="04A0"/>
       </w:tblPr>
       <w:tblGrid>
-        <w:gridCol w:w="8640"/>
+        <w:gridCol w:w="9360"/>
       </w:tblGrid>
       <w:tr>
         <w:tc>
           <w:tcPr>
-            <w:tcW w:type="dxa" w:w="8640"/>
+            <w:tcW w:type="dxa" w:w="9360"/>
             <w:tcBorders>
-              <w:top w:val="single" w:sz="4" w:space="0" w:color="E2E8F0"/>
-              <w:left w:val="single" w:sz="4" w:space="0" w:color="E2E8F0"/>
-              <w:bottom w:val="single" w:sz="4" w:space="0" w:color="E2E8F0"/>
-              <w:right w:val="single" w:sz="4" w:space="0" w:color="E2E8F0"/>
+              <w:top w:val="single" w:sz="4" w:space="0" w:color="F1F5F9"/>
+              <w:left w:val="single" w:sz="4" w:space="0" w:color="F1F5F9"/>
+              <w:bottom w:val="single" w:sz="4" w:space="0" w:color="F1F5F9"/>
+              <w:right w:val="single" w:sz="4" w:space="0" w:color="F1F5F9"/>
             </w:tcBorders>
           </w:tcPr>
           <w:p>
             <w:pPr>
-              <w:spacing w:before="120" w:after="120"/>
+              <w:spacing w:before="160" w:after="160"/>
               <w:jc w:val="center"/>
             </w:pPr>
             <w:r>
               <w:drawing>
                 <wp:inline xmlns:a="http://schemas.openxmlformats.org/drawingml/2006/main" xmlns:pic="http://schemas.openxmlformats.org/drawingml/2006/picture">
                   <wp:extent cx="5303520" cy="4242816"/>
-                  <wp:docPr id="19" name="Picture 19"/>
+                  <wp:docPr id="21" name="Picture 21"/>
                   <wp:cNvGraphicFramePr>
                     <a:graphicFrameLocks noChangeAspect="1"/>
                   </wp:cNvGraphicFramePr>
@@ -7018,7 +7217,7 @@
                           <pic:cNvPicPr/>
                         </pic:nvPicPr>
                         <pic:blipFill>
-                          <a:blip r:embed="rId27"/>
+                          <a:blip r:embed="rId31"/>
                           <a:stretch>
                             <a:fillRect/>
                           </a:stretch>
@@ -7067,8 +7266,8 @@
           <w:rFonts w:ascii="Calibri Light" w:hAnsi="Calibri Light"/>
           <w:b/>
           <w:i w:val="0"/>
-          <w:color w:val="1E293B"/>
-          <w:sz w:val="24"/>
+          <w:color w:val="64748B"/>
+          <w:sz w:val="22"/>
         </w:rPr>
         <w:t>Output Slot: Student Dashboard Page (dashboard.html)</w:t>
       </w:r>
@@ -7080,29 +7279,29 @@
         <w:tblLook w:firstColumn="1" w:firstRow="1" w:lastColumn="0" w:lastRow="0" w:noHBand="0" w:noVBand="1" w:val="04A0"/>
       </w:tblPr>
       <w:tblGrid>
-        <w:gridCol w:w="8640"/>
+        <w:gridCol w:w="9360"/>
       </w:tblGrid>
       <w:tr>
         <w:tc>
           <w:tcPr>
-            <w:tcW w:type="dxa" w:w="8640"/>
+            <w:tcW w:type="dxa" w:w="9360"/>
             <w:tcBorders>
-              <w:top w:val="single" w:sz="4" w:space="0" w:color="E2E8F0"/>
-              <w:left w:val="single" w:sz="4" w:space="0" w:color="E2E8F0"/>
-              <w:bottom w:val="single" w:sz="4" w:space="0" w:color="E2E8F0"/>
-              <w:right w:val="single" w:sz="4" w:space="0" w:color="E2E8F0"/>
+              <w:top w:val="single" w:sz="4" w:space="0" w:color="F1F5F9"/>
+              <w:left w:val="single" w:sz="4" w:space="0" w:color="F1F5F9"/>
+              <w:bottom w:val="single" w:sz="4" w:space="0" w:color="F1F5F9"/>
+              <w:right w:val="single" w:sz="4" w:space="0" w:color="F1F5F9"/>
             </w:tcBorders>
           </w:tcPr>
           <w:p>
             <w:pPr>
-              <w:spacing w:before="120" w:after="120"/>
+              <w:spacing w:before="160" w:after="160"/>
               <w:jc w:val="center"/>
             </w:pPr>
             <w:r>
               <w:drawing>
                 <wp:inline xmlns:a="http://schemas.openxmlformats.org/drawingml/2006/main" xmlns:pic="http://schemas.openxmlformats.org/drawingml/2006/picture">
                   <wp:extent cx="5303520" cy="4242816"/>
-                  <wp:docPr id="20" name="Picture 20"/>
+                  <wp:docPr id="22" name="Picture 22"/>
                   <wp:cNvGraphicFramePr>
                     <a:graphicFrameLocks noChangeAspect="1"/>
                   </wp:cNvGraphicFramePr>
@@ -7114,7 +7313,7 @@
                           <pic:cNvPicPr/>
                         </pic:nvPicPr>
                         <pic:blipFill>
-                          <a:blip r:embed="rId28"/>
+                          <a:blip r:embed="rId32"/>
                           <a:stretch>
                             <a:fillRect/>
                           </a:stretch>
@@ -7163,8 +7362,8 @@
           <w:rFonts w:ascii="Calibri Light" w:hAnsi="Calibri Light"/>
           <w:b/>
           <w:i w:val="0"/>
-          <w:color w:val="1E293B"/>
-          <w:sz w:val="24"/>
+          <w:color w:val="64748B"/>
+          <w:sz w:val="22"/>
         </w:rPr>
         <w:t>Output Slot: Campus Events Page (events.html)</w:t>
       </w:r>
@@ -7176,29 +7375,29 @@
         <w:tblLook w:firstColumn="1" w:firstRow="1" w:lastColumn="0" w:lastRow="0" w:noHBand="0" w:noVBand="1" w:val="04A0"/>
       </w:tblPr>
       <w:tblGrid>
-        <w:gridCol w:w="8640"/>
+        <w:gridCol w:w="9360"/>
       </w:tblGrid>
       <w:tr>
         <w:tc>
           <w:tcPr>
-            <w:tcW w:type="dxa" w:w="8640"/>
+            <w:tcW w:type="dxa" w:w="9360"/>
             <w:tcBorders>
-              <w:top w:val="single" w:sz="4" w:space="0" w:color="E2E8F0"/>
-              <w:left w:val="single" w:sz="4" w:space="0" w:color="E2E8F0"/>
-              <w:bottom w:val="single" w:sz="4" w:space="0" w:color="E2E8F0"/>
-              <w:right w:val="single" w:sz="4" w:space="0" w:color="E2E8F0"/>
+              <w:top w:val="single" w:sz="4" w:space="0" w:color="F1F5F9"/>
+              <w:left w:val="single" w:sz="4" w:space="0" w:color="F1F5F9"/>
+              <w:bottom w:val="single" w:sz="4" w:space="0" w:color="F1F5F9"/>
+              <w:right w:val="single" w:sz="4" w:space="0" w:color="F1F5F9"/>
             </w:tcBorders>
           </w:tcPr>
           <w:p>
             <w:pPr>
-              <w:spacing w:before="120" w:after="120"/>
+              <w:spacing w:before="160" w:after="160"/>
               <w:jc w:val="center"/>
             </w:pPr>
             <w:r>
               <w:drawing>
                 <wp:inline xmlns:a="http://schemas.openxmlformats.org/drawingml/2006/main" xmlns:pic="http://schemas.openxmlformats.org/drawingml/2006/picture">
                   <wp:extent cx="5303520" cy="4242816"/>
-                  <wp:docPr id="21" name="Picture 21"/>
+                  <wp:docPr id="23" name="Picture 23"/>
                   <wp:cNvGraphicFramePr>
                     <a:graphicFrameLocks noChangeAspect="1"/>
                   </wp:cNvGraphicFramePr>
@@ -7210,7 +7409,7 @@
                           <pic:cNvPicPr/>
                         </pic:nvPicPr>
                         <pic:blipFill>
-                          <a:blip r:embed="rId29"/>
+                          <a:blip r:embed="rId33"/>
                           <a:stretch>
                             <a:fillRect/>
                           </a:stretch>
@@ -7259,8 +7458,8 @@
           <w:rFonts w:ascii="Calibri Light" w:hAnsi="Calibri Light"/>
           <w:b/>
           <w:i w:val="0"/>
-          <w:color w:val="1E293B"/>
-          <w:sz w:val="24"/>
+          <w:color w:val="64748B"/>
+          <w:sz w:val="22"/>
         </w:rPr>
         <w:t>Output Slot: Student Profile Page (profile.html)</w:t>
       </w:r>
@@ -7272,29 +7471,29 @@
         <w:tblLook w:firstColumn="1" w:firstRow="1" w:lastColumn="0" w:lastRow="0" w:noHBand="0" w:noVBand="1" w:val="04A0"/>
       </w:tblPr>
       <w:tblGrid>
-        <w:gridCol w:w="8640"/>
+        <w:gridCol w:w="9360"/>
       </w:tblGrid>
       <w:tr>
         <w:tc>
           <w:tcPr>
-            <w:tcW w:type="dxa" w:w="8640"/>
+            <w:tcW w:type="dxa" w:w="9360"/>
             <w:tcBorders>
-              <w:top w:val="single" w:sz="4" w:space="0" w:color="E2E8F0"/>
-              <w:left w:val="single" w:sz="4" w:space="0" w:color="E2E8F0"/>
-              <w:bottom w:val="single" w:sz="4" w:space="0" w:color="E2E8F0"/>
-              <w:right w:val="single" w:sz="4" w:space="0" w:color="E2E8F0"/>
+              <w:top w:val="single" w:sz="4" w:space="0" w:color="F1F5F9"/>
+              <w:left w:val="single" w:sz="4" w:space="0" w:color="F1F5F9"/>
+              <w:bottom w:val="single" w:sz="4" w:space="0" w:color="F1F5F9"/>
+              <w:right w:val="single" w:sz="4" w:space="0" w:color="F1F5F9"/>
             </w:tcBorders>
           </w:tcPr>
           <w:p>
             <w:pPr>
-              <w:spacing w:before="120" w:after="120"/>
+              <w:spacing w:before="160" w:after="160"/>
               <w:jc w:val="center"/>
             </w:pPr>
             <w:r>
               <w:drawing>
                 <wp:inline xmlns:a="http://schemas.openxmlformats.org/drawingml/2006/main" xmlns:pic="http://schemas.openxmlformats.org/drawingml/2006/picture">
                   <wp:extent cx="5303520" cy="4242816"/>
-                  <wp:docPr id="22" name="Picture 22"/>
+                  <wp:docPr id="24" name="Picture 24"/>
                   <wp:cNvGraphicFramePr>
                     <a:graphicFrameLocks noChangeAspect="1"/>
                   </wp:cNvGraphicFramePr>
@@ -7306,7 +7505,7 @@
                           <pic:cNvPicPr/>
                         </pic:nvPicPr>
                         <pic:blipFill>
-                          <a:blip r:embed="rId30"/>
+                          <a:blip r:embed="rId34"/>
                           <a:stretch>
                             <a:fillRect/>
                           </a:stretch>
@@ -7355,8 +7554,8 @@
           <w:rFonts w:ascii="Calibri Light" w:hAnsi="Calibri Light"/>
           <w:b/>
           <w:i w:val="0"/>
-          <w:color w:val="1E293B"/>
-          <w:sz w:val="24"/>
+          <w:color w:val="64748B"/>
+          <w:sz w:val="22"/>
         </w:rPr>
         <w:t>Output Slot: Contact Support Page (contact.html)</w:t>
       </w:r>
@@ -7368,29 +7567,29 @@
         <w:tblLook w:firstColumn="1" w:firstRow="1" w:lastColumn="0" w:lastRow="0" w:noHBand="0" w:noVBand="1" w:val="04A0"/>
       </w:tblPr>
       <w:tblGrid>
-        <w:gridCol w:w="8640"/>
+        <w:gridCol w:w="9360"/>
       </w:tblGrid>
       <w:tr>
         <w:tc>
           <w:tcPr>
-            <w:tcW w:type="dxa" w:w="8640"/>
+            <w:tcW w:type="dxa" w:w="9360"/>
             <w:tcBorders>
-              <w:top w:val="single" w:sz="4" w:space="0" w:color="E2E8F0"/>
-              <w:left w:val="single" w:sz="4" w:space="0" w:color="E2E8F0"/>
-              <w:bottom w:val="single" w:sz="4" w:space="0" w:color="E2E8F0"/>
-              <w:right w:val="single" w:sz="4" w:space="0" w:color="E2E8F0"/>
+              <w:top w:val="single" w:sz="4" w:space="0" w:color="F1F5F9"/>
+              <w:left w:val="single" w:sz="4" w:space="0" w:color="F1F5F9"/>
+              <w:bottom w:val="single" w:sz="4" w:space="0" w:color="F1F5F9"/>
+              <w:right w:val="single" w:sz="4" w:space="0" w:color="F1F5F9"/>
             </w:tcBorders>
           </w:tcPr>
           <w:p>
             <w:pPr>
-              <w:spacing w:before="120" w:after="120"/>
+              <w:spacing w:before="160" w:after="160"/>
               <w:jc w:val="center"/>
             </w:pPr>
             <w:r>
               <w:drawing>
                 <wp:inline xmlns:a="http://schemas.openxmlformats.org/drawingml/2006/main" xmlns:pic="http://schemas.openxmlformats.org/drawingml/2006/picture">
                   <wp:extent cx="5303520" cy="4242816"/>
-                  <wp:docPr id="23" name="Picture 23"/>
+                  <wp:docPr id="25" name="Picture 25"/>
                   <wp:cNvGraphicFramePr>
                     <a:graphicFrameLocks noChangeAspect="1"/>
                   </wp:cNvGraphicFramePr>
@@ -7402,7 +7601,7 @@
                           <pic:cNvPicPr/>
                         </pic:nvPicPr>
                         <pic:blipFill>
-                          <a:blip r:embed="rId31"/>
+                          <a:blip r:embed="rId35"/>
                           <a:stretch>
                             <a:fillRect/>
                           </a:stretch>
@@ -7451,8 +7650,8 @@
           <w:rFonts w:ascii="Calibri Light" w:hAnsi="Calibri Light"/>
           <w:b/>
           <w:i w:val="0"/>
-          <w:color w:val="1E293B"/>
-          <w:sz w:val="24"/>
+          <w:color w:val="64748B"/>
+          <w:sz w:val="22"/>
         </w:rPr>
         <w:t>Output Slot: Admin Portal Page (admin.html)</w:t>
       </w:r>
@@ -7464,29 +7663,29 @@
         <w:tblLook w:firstColumn="1" w:firstRow="1" w:lastColumn="0" w:lastRow="0" w:noHBand="0" w:noVBand="1" w:val="04A0"/>
       </w:tblPr>
       <w:tblGrid>
-        <w:gridCol w:w="8640"/>
+        <w:gridCol w:w="9360"/>
       </w:tblGrid>
       <w:tr>
         <w:tc>
           <w:tcPr>
-            <w:tcW w:type="dxa" w:w="8640"/>
+            <w:tcW w:type="dxa" w:w="9360"/>
             <w:tcBorders>
-              <w:top w:val="single" w:sz="4" w:space="0" w:color="E2E8F0"/>
-              <w:left w:val="single" w:sz="4" w:space="0" w:color="E2E8F0"/>
-              <w:bottom w:val="single" w:sz="4" w:space="0" w:color="E2E8F0"/>
-              <w:right w:val="single" w:sz="4" w:space="0" w:color="E2E8F0"/>
+              <w:top w:val="single" w:sz="4" w:space="0" w:color="F1F5F9"/>
+              <w:left w:val="single" w:sz="4" w:space="0" w:color="F1F5F9"/>
+              <w:bottom w:val="single" w:sz="4" w:space="0" w:color="F1F5F9"/>
+              <w:right w:val="single" w:sz="4" w:space="0" w:color="F1F5F9"/>
             </w:tcBorders>
           </w:tcPr>
           <w:p>
             <w:pPr>
-              <w:spacing w:before="120" w:after="120"/>
+              <w:spacing w:before="160" w:after="160"/>
               <w:jc w:val="center"/>
             </w:pPr>
             <w:r>
               <w:drawing>
                 <wp:inline xmlns:a="http://schemas.openxmlformats.org/drawingml/2006/main" xmlns:pic="http://schemas.openxmlformats.org/drawingml/2006/picture">
                   <wp:extent cx="5303520" cy="4242816"/>
-                  <wp:docPr id="24" name="Picture 24"/>
+                  <wp:docPr id="26" name="Picture 26"/>
                   <wp:cNvGraphicFramePr>
                     <a:graphicFrameLocks noChangeAspect="1"/>
                   </wp:cNvGraphicFramePr>
@@ -7498,7 +7697,7 @@
                           <pic:cNvPicPr/>
                         </pic:nvPicPr>
                         <pic:blipFill>
-                          <a:blip r:embed="rId32"/>
+                          <a:blip r:embed="rId36"/>
                           <a:stretch>
                             <a:fillRect/>
                           </a:stretch>
@@ -7547,8 +7746,8 @@
           <w:rFonts w:ascii="Calibri Light" w:hAnsi="Calibri Light"/>
           <w:b/>
           <w:i w:val="0"/>
-          <w:color w:val="1E293B"/>
-          <w:sz w:val="24"/>
+          <w:color w:val="64748B"/>
+          <w:sz w:val="22"/>
         </w:rPr>
         <w:t>Output Slot: FAQ Page (faq.html)</w:t>
       </w:r>
@@ -7560,29 +7759,29 @@
         <w:tblLook w:firstColumn="1" w:firstRow="1" w:lastColumn="0" w:lastRow="0" w:noHBand="0" w:noVBand="1" w:val="04A0"/>
       </w:tblPr>
       <w:tblGrid>
-        <w:gridCol w:w="8640"/>
+        <w:gridCol w:w="9360"/>
       </w:tblGrid>
       <w:tr>
         <w:tc>
           <w:tcPr>
-            <w:tcW w:type="dxa" w:w="8640"/>
+            <w:tcW w:type="dxa" w:w="9360"/>
             <w:tcBorders>
-              <w:top w:val="single" w:sz="4" w:space="0" w:color="E2E8F0"/>
-              <w:left w:val="single" w:sz="4" w:space="0" w:color="E2E8F0"/>
-              <w:bottom w:val="single" w:sz="4" w:space="0" w:color="E2E8F0"/>
-              <w:right w:val="single" w:sz="4" w:space="0" w:color="E2E8F0"/>
+              <w:top w:val="single" w:sz="4" w:space="0" w:color="F1F5F9"/>
+              <w:left w:val="single" w:sz="4" w:space="0" w:color="F1F5F9"/>
+              <w:bottom w:val="single" w:sz="4" w:space="0" w:color="F1F5F9"/>
+              <w:right w:val="single" w:sz="4" w:space="0" w:color="F1F5F9"/>
             </w:tcBorders>
           </w:tcPr>
           <w:p>
             <w:pPr>
-              <w:spacing w:before="120" w:after="120"/>
+              <w:spacing w:before="160" w:after="160"/>
               <w:jc w:val="center"/>
             </w:pPr>
             <w:r>
               <w:drawing>
                 <wp:inline xmlns:a="http://schemas.openxmlformats.org/drawingml/2006/main" xmlns:pic="http://schemas.openxmlformats.org/drawingml/2006/picture">
                   <wp:extent cx="5303520" cy="4242816"/>
-                  <wp:docPr id="25" name="Picture 25"/>
+                  <wp:docPr id="27" name="Picture 27"/>
                   <wp:cNvGraphicFramePr>
                     <a:graphicFrameLocks noChangeAspect="1"/>
                   </wp:cNvGraphicFramePr>
@@ -7594,7 +7793,7 @@
                           <pic:cNvPicPr/>
                         </pic:nvPicPr>
                         <pic:blipFill>
-                          <a:blip r:embed="rId33"/>
+                          <a:blip r:embed="rId37"/>
                           <a:stretch>
                             <a:fillRect/>
                           </a:stretch>
@@ -7643,8 +7842,8 @@
           <w:rFonts w:ascii="Calibri Light" w:hAnsi="Calibri Light"/>
           <w:b/>
           <w:i w:val="0"/>
-          <w:color w:val="1E293B"/>
-          <w:sz w:val="24"/>
+          <w:color w:val="64748B"/>
+          <w:sz w:val="22"/>
         </w:rPr>
         <w:t>Output Slot: Feedback Survey Page (feedback.html)</w:t>
       </w:r>
@@ -7656,29 +7855,29 @@
         <w:tblLook w:firstColumn="1" w:firstRow="1" w:lastColumn="0" w:lastRow="0" w:noHBand="0" w:noVBand="1" w:val="04A0"/>
       </w:tblPr>
       <w:tblGrid>
-        <w:gridCol w:w="8640"/>
+        <w:gridCol w:w="9360"/>
       </w:tblGrid>
       <w:tr>
         <w:tc>
           <w:tcPr>
-            <w:tcW w:type="dxa" w:w="8640"/>
+            <w:tcW w:type="dxa" w:w="9360"/>
             <w:tcBorders>
-              <w:top w:val="single" w:sz="4" w:space="0" w:color="E2E8F0"/>
-              <w:left w:val="single" w:sz="4" w:space="0" w:color="E2E8F0"/>
-              <w:bottom w:val="single" w:sz="4" w:space="0" w:color="E2E8F0"/>
-              <w:right w:val="single" w:sz="4" w:space="0" w:color="E2E8F0"/>
+              <w:top w:val="single" w:sz="4" w:space="0" w:color="F1F5F9"/>
+              <w:left w:val="single" w:sz="4" w:space="0" w:color="F1F5F9"/>
+              <w:bottom w:val="single" w:sz="4" w:space="0" w:color="F1F5F9"/>
+              <w:right w:val="single" w:sz="4" w:space="0" w:color="F1F5F9"/>
             </w:tcBorders>
           </w:tcPr>
           <w:p>
             <w:pPr>
-              <w:spacing w:before="120" w:after="120"/>
+              <w:spacing w:before="160" w:after="160"/>
               <w:jc w:val="center"/>
             </w:pPr>
             <w:r>
               <w:drawing>
                 <wp:inline xmlns:a="http://schemas.openxmlformats.org/drawingml/2006/main" xmlns:pic="http://schemas.openxmlformats.org/drawingml/2006/picture">
                   <wp:extent cx="5303520" cy="4242816"/>
-                  <wp:docPr id="26" name="Picture 26"/>
+                  <wp:docPr id="28" name="Picture 28"/>
                   <wp:cNvGraphicFramePr>
                     <a:graphicFrameLocks noChangeAspect="1"/>
                   </wp:cNvGraphicFramePr>
@@ -7690,7 +7889,7 @@
                           <pic:cNvPicPr/>
                         </pic:nvPicPr>
                         <pic:blipFill>
-                          <a:blip r:embed="rId34"/>
+                          <a:blip r:embed="rId38"/>
                           <a:stretch>
                             <a:fillRect/>
                           </a:stretch>
@@ -7739,8 +7938,8 @@
           <w:rFonts w:ascii="Calibri Light" w:hAnsi="Calibri Light"/>
           <w:b/>
           <w:i w:val="0"/>
-          <w:color w:val="1E293B"/>
-          <w:sz w:val="24"/>
+          <w:color w:val="64748B"/>
+          <w:sz w:val="22"/>
         </w:rPr>
         <w:t>Output Slot: Accessibility Keyboard Navigation &amp; Focus State Verification</w:t>
       </w:r>
@@ -7752,29 +7951,29 @@
         <w:tblLook w:firstColumn="1" w:firstRow="1" w:lastColumn="0" w:lastRow="0" w:noHBand="0" w:noVBand="1" w:val="04A0"/>
       </w:tblPr>
       <w:tblGrid>
-        <w:gridCol w:w="8640"/>
+        <w:gridCol w:w="9360"/>
       </w:tblGrid>
       <w:tr>
         <w:tc>
           <w:tcPr>
-            <w:tcW w:type="dxa" w:w="8640"/>
+            <w:tcW w:type="dxa" w:w="9360"/>
             <w:tcBorders>
-              <w:top w:val="single" w:sz="4" w:space="0" w:color="E2E8F0"/>
-              <w:left w:val="single" w:sz="4" w:space="0" w:color="E2E8F0"/>
-              <w:bottom w:val="single" w:sz="4" w:space="0" w:color="E2E8F0"/>
-              <w:right w:val="single" w:sz="4" w:space="0" w:color="E2E8F0"/>
+              <w:top w:val="single" w:sz="4" w:space="0" w:color="F1F5F9"/>
+              <w:left w:val="single" w:sz="4" w:space="0" w:color="F1F5F9"/>
+              <w:bottom w:val="single" w:sz="4" w:space="0" w:color="F1F5F9"/>
+              <w:right w:val="single" w:sz="4" w:space="0" w:color="F1F5F9"/>
             </w:tcBorders>
           </w:tcPr>
           <w:p>
             <w:pPr>
-              <w:spacing w:before="120" w:after="120"/>
+              <w:spacing w:before="160" w:after="160"/>
               <w:jc w:val="center"/>
             </w:pPr>
             <w:r>
               <w:drawing>
                 <wp:inline xmlns:a="http://schemas.openxmlformats.org/drawingml/2006/main" xmlns:pic="http://schemas.openxmlformats.org/drawingml/2006/picture">
                   <wp:extent cx="5303520" cy="4242816"/>
-                  <wp:docPr id="27" name="Picture 27"/>
+                  <wp:docPr id="29" name="Picture 29"/>
                   <wp:cNvGraphicFramePr>
                     <a:graphicFrameLocks noChangeAspect="1"/>
                   </wp:cNvGraphicFramePr>
@@ -7786,7 +7985,7 @@
                           <pic:cNvPicPr/>
                         </pic:nvPicPr>
                         <pic:blipFill>
-                          <a:blip r:embed="rId35"/>
+                          <a:blip r:embed="rId39"/>
                           <a:stretch>
                             <a:fillRect/>
                           </a:stretch>
@@ -7825,13 +8024,84 @@
       </w:r>
     </w:p>
     <w:sectPr>
+      <w:headerReference w:type="default" r:id="rId11"/>
+      <w:footerReference w:type="default" r:id="rId12"/>
       <w:pgSz w:w="12240" w:h="15840"/>
-      <w:pgMar w:top="1440" w:right="1800" w:bottom="1440" w:left="1800" w:header="720" w:footer="720" w:gutter="0"/>
+      <w:pgMar w:top="1440" w:right="1440" w:bottom="1440" w:left="1440" w:header="720" w:footer="720" w:gutter="0"/>
       <w:cols w:space="720"/>
       <w:docGrid w:linePitch="360"/>
     </w:sectPr>
   </w:body>
 </w:document>
+</file>
+
+<file path=word/footer1.xml><?xml version="1.0" encoding="utf-8"?>
+<w:ftr xmlns:m="http://schemas.openxmlformats.org/officeDocument/2006/math" xmlns:mc="http://schemas.openxmlformats.org/markup-compatibility/2006" xmlns:mo="http://schemas.microsoft.com/office/mac/office/2008/main" xmlns:mv="urn:schemas-microsoft-com:mac:vml" xmlns:o="urn:schemas-microsoft-com:office:office" xmlns:r="http://schemas.openxmlformats.org/officeDocument/2006/relationships" xmlns:v="urn:schemas-microsoft-com:vml" xmlns:w10="urn:schemas-microsoft-com:office:word" xmlns:w14="http://schemas.microsoft.com/office/word/2010/wordml" xmlns:w="http://schemas.openxmlformats.org/wordprocessingml/2006/main" xmlns:wne="http://schemas.microsoft.com/office/word/2006/wordml" xmlns:wp14="http://schemas.microsoft.com/office/word/2010/wordprocessingDrawing" xmlns:wp="http://schemas.openxmlformats.org/drawingml/2006/wordprocessingDrawing" xmlns:wpc="http://schemas.microsoft.com/office/word/2010/wordprocessingCanvas" xmlns:wpg="http://schemas.microsoft.com/office/word/2010/wordprocessingGroup" xmlns:wpi="http://schemas.microsoft.com/office/word/2010/wordprocessingInk" xmlns:wps="http://schemas.microsoft.com/office/word/2010/wordprocessingShape" mc:Ignorable="w14 wp14">
+  <w:p>
+    <w:pPr>
+      <w:pStyle w:val="Footer"/>
+      <w:tabs>
+        <w:tab w:pos="9360" w:val="right"/>
+      </w:tabs>
+      <w:pBdr>
+        <w:top w:val="single" w:sz="6" w:space="4" w:color="CBD5E1"/>
+      </w:pBdr>
+    </w:pPr>
+    <w:r>
+      <w:rPr>
+        <w:rFonts w:ascii="Calibri" w:hAnsi="Calibri"/>
+        <w:b w:val="0"/>
+        <w:i w:val="0"/>
+        <w:color w:val="64748B"/>
+        <w:sz w:val="17"/>
+      </w:rPr>
+      <w:t>DEPSTAR CSE</w:t>
+      <w:tab/>
+    </w:r>
+    <w:r>
+      <w:rPr>
+        <w:rFonts w:ascii="Calibri" w:hAnsi="Calibri"/>
+        <w:b w:val="0"/>
+        <w:i w:val="0"/>
+        <w:color w:val="64748B"/>
+        <w:sz w:val="17"/>
+      </w:rPr>
+      <w:t xml:space="preserve">PAGE NO. </w:t>
+      <w:fldChar w:fldCharType="begin"/>
+      <w:instrText xml:space="preserve"> PAGE </w:instrText>
+      <w:fldChar w:fldCharType="separate"/>
+      <w:fldChar w:fldCharType="end"/>
+    </w:r>
+  </w:p>
+</w:ftr>
+</file>
+
+<file path=word/header1.xml><?xml version="1.0" encoding="utf-8"?>
+<w:hdr xmlns:m="http://schemas.openxmlformats.org/officeDocument/2006/math" xmlns:mc="http://schemas.openxmlformats.org/markup-compatibility/2006" xmlns:mo="http://schemas.microsoft.com/office/mac/office/2008/main" xmlns:mv="urn:schemas-microsoft-com:mac:vml" xmlns:o="urn:schemas-microsoft-com:office:office" xmlns:r="http://schemas.openxmlformats.org/officeDocument/2006/relationships" xmlns:v="urn:schemas-microsoft-com:vml" xmlns:w10="urn:schemas-microsoft-com:office:word" xmlns:w14="http://schemas.microsoft.com/office/word/2010/wordml" xmlns:w="http://schemas.openxmlformats.org/wordprocessingml/2006/main" xmlns:wne="http://schemas.microsoft.com/office/word/2006/wordml" xmlns:wp14="http://schemas.microsoft.com/office/word/2010/wordprocessingDrawing" xmlns:wp="http://schemas.openxmlformats.org/drawingml/2006/wordprocessingDrawing" xmlns:wpc="http://schemas.microsoft.com/office/word/2010/wordprocessingCanvas" xmlns:wpg="http://schemas.microsoft.com/office/word/2010/wordprocessingGroup" xmlns:wpi="http://schemas.microsoft.com/office/word/2010/wordprocessingInk" xmlns:wps="http://schemas.microsoft.com/office/word/2010/wordprocessingShape" mc:Ignorable="w14 wp14">
+  <w:p>
+    <w:pPr>
+      <w:pStyle w:val="Header"/>
+      <w:tabs>
+        <w:tab w:pos="9360" w:val="right"/>
+      </w:tabs>
+      <w:pBdr>
+        <w:bottom w:val="single" w:sz="6" w:space="4" w:color="CBD5E1"/>
+      </w:pBdr>
+    </w:pPr>
+    <w:r>
+      <w:rPr>
+        <w:rFonts w:ascii="Calibri" w:hAnsi="Calibri"/>
+        <w:b w:val="0"/>
+        <w:i w:val="0"/>
+        <w:color w:val="64748B"/>
+        <w:sz w:val="17"/>
+      </w:rPr>
+      <w:t>ITUE203- WEB DEVELOPMENT FRAMEWORKS</w:t>
+      <w:tab/>
+      <w:t>25DCS058</w:t>
+    </w:r>
+  </w:p>
+</w:hdr>
 </file>
 
 <file path=word/numbering.xml><?xml version="1.0" encoding="utf-8"?>
